--- a/lessons/5-1/downloads/reveal/teacher/5.1-homework-packet.docx
+++ b/lessons/5-1/downloads/reveal/teacher/5.1-homework-packet.docx
@@ -15,10 +15,28 @@
         <w:rPr>
           <w:rFonts w:ascii="Avenir Next" w:hAnsi="Avenir Next" w:cs="Avenir Next" w:eastAsia="Avenir Next"/>
           <w:color w:val="1A1A1A"/>
+          <w:sz w:val="22"/>
+          <w:szCs w:val="20"/>
+        </w:rPr>
+        <w:t xml:space="preserve">Name</w:t>
+      </w:r>
+      <w:r>
+        <w:rPr>
+          <w:rFonts w:ascii="Avenir Next" w:hAnsi="Avenir Next" w:cs="Avenir Next" w:eastAsia="Avenir Next"/>
+          <w:color w:val="1A1A1A"/>
           <w:sz w:val="20"/>
           <w:szCs w:val="20"/>
         </w:rPr>
-        <w:t xml:space="preserve">Name</w:t>
+        <w:tab/>
+      </w:r>
+      <w:r>
+        <w:rPr>
+          <w:rFonts w:ascii="Avenir Next" w:hAnsi="Avenir Next" w:cs="Avenir Next" w:eastAsia="Avenir Next"/>
+          <w:color w:val="1A1A1A"/>
+          <w:sz w:val="22"/>
+          <w:szCs w:val="20"/>
+        </w:rPr>
+        <w:t xml:space="preserve">   Date</w:t>
       </w:r>
       <w:r>
         <w:rPr>
@@ -33,25 +51,7 @@
         <w:rPr>
           <w:rFonts w:ascii="Avenir Next" w:hAnsi="Avenir Next" w:cs="Avenir Next" w:eastAsia="Avenir Next"/>
           <w:color w:val="1A1A1A"/>
-          <w:sz w:val="20"/>
-          <w:szCs w:val="20"/>
-        </w:rPr>
-        <w:t xml:space="preserve">   Date</w:t>
-      </w:r>
-      <w:r>
-        <w:rPr>
-          <w:rFonts w:ascii="Avenir Next" w:hAnsi="Avenir Next" w:cs="Avenir Next" w:eastAsia="Avenir Next"/>
-          <w:color w:val="1A1A1A"/>
-          <w:sz w:val="20"/>
-          <w:szCs w:val="20"/>
-        </w:rPr>
-        <w:tab/>
-      </w:r>
-      <w:r>
-        <w:rPr>
-          <w:rFonts w:ascii="Avenir Next" w:hAnsi="Avenir Next" w:cs="Avenir Next" w:eastAsia="Avenir Next"/>
-          <w:color w:val="1A1A1A"/>
-          <w:sz w:val="20"/>
+          <w:sz w:val="22"/>
           <w:szCs w:val="20"/>
         </w:rPr>
         <w:t xml:space="preserve">   Period</w:t>
@@ -78,7 +78,7 @@
           <w:caps/>
           <w:color w:val="003A70"/>
           <w:spacing w:val="12"/>
-          <w:sz w:val="19"/>
+          <w:sz w:val="22"/>
           <w:szCs w:val="19"/>
         </w:rPr>
         <w:t xml:space="preserve">Lesson 5-1  ·  Homework Packet  ·  Sheet 1 of 2</w:t>
@@ -86,6 +86,7 @@
     </w:p>
     <w:p>
       <w:pPr>
+        <w:pStyle w:val="Heading1"/>
         <w:keepNext/>
         <w:spacing w:before="0" w:after="0" w:line="240" w:lineRule="auto"/>
       </w:pPr>
@@ -111,7 +112,7 @@
         <w:rPr>
           <w:rFonts w:ascii="Avenir Next" w:hAnsi="Avenir Next" w:cs="Avenir Next" w:eastAsia="Avenir Next"/>
           <w:color w:val="5A5F66"/>
-          <w:sz w:val="17"/>
+          <w:sz w:val="22"/>
           <w:szCs w:val="17"/>
         </w:rPr>
         <w:t xml:space="preserve">Maryland Standard 6.G.A.1   ·   Learning target — I can find the area of a parallelogram by multiplying the base by the perpendicular height.</w:t>
@@ -158,6 +159,7 @@
           </w:tcPr>
           <w:p>
             <w:pPr>
+              <w:pStyle w:val="Heading2"/>
               <w:spacing w:before="0" w:after="0" w:line="240" w:lineRule="auto"/>
             </w:pPr>
             <w:r>
@@ -185,44 +187,44 @@
                 <w:rFonts w:ascii="Avenir Next" w:hAnsi="Avenir Next" w:cs="Avenir Next" w:eastAsia="Avenir Next"/>
                 <w:b/>
                 <w:color w:val="003A70"/>
+                <w:sz w:val="22"/>
+                <w:szCs w:val="18"/>
+              </w:rPr>
+              <w:t xml:space="preserve">•</w:t>
+            </w:r>
+            <w:r>
+              <w:rPr>
+                <w:rFonts w:ascii="Avenir Next" w:hAnsi="Avenir Next" w:cs="Avenir Next" w:eastAsia="Avenir Next"/>
+                <w:color w:val="1A1A1A"/>
                 <w:sz w:val="18"/>
                 <w:szCs w:val="18"/>
               </w:rPr>
-              <w:t xml:space="preserve">•</w:t>
-            </w:r>
-            <w:r>
-              <w:rPr>
-                <w:rFonts w:ascii="Avenir Next" w:hAnsi="Avenir Next" w:cs="Avenir Next" w:eastAsia="Avenir Next"/>
-                <w:color w:val="1A1A1A"/>
-                <w:sz w:val="18"/>
+              <w:tab/>
+            </w:r>
+            <w:r>
+              <w:rPr>
+                <w:rFonts w:ascii="Avenir Next" w:hAnsi="Avenir Next" w:cs="Avenir Next" w:eastAsia="Avenir Next"/>
+                <w:color w:val="1A1A1A"/>
+                <w:sz w:val="22"/>
                 <w:szCs w:val="18"/>
               </w:rPr>
-              <w:tab/>
-            </w:r>
-            <w:r>
-              <w:rPr>
-                <w:rFonts w:ascii="Avenir Next" w:hAnsi="Avenir Next" w:cs="Avenir Next" w:eastAsia="Avenir Next"/>
-                <w:color w:val="1A1A1A"/>
-                <w:sz w:val="18"/>
+              <w:t xml:space="preserve">Cut a triangle off a parallelogram and slide it over to make a rectangle: </w:t>
+            </w:r>
+            <w:r>
+              <w:rPr>
+                <w:rFonts w:ascii="Avenir Next" w:hAnsi="Avenir Next" w:cs="Avenir Next" w:eastAsia="Avenir Next"/>
+                <w:b/>
+                <w:color w:val="1A1A1A"/>
+                <w:sz w:val="22"/>
                 <w:szCs w:val="18"/>
               </w:rPr>
-              <w:t xml:space="preserve">Cut a triangle off a parallelogram and slide it over to make a rectangle: </w:t>
-            </w:r>
-            <w:r>
-              <w:rPr>
-                <w:rFonts w:ascii="Avenir Next" w:hAnsi="Avenir Next" w:cs="Avenir Next" w:eastAsia="Avenir Next"/>
-                <w:b/>
-                <w:color w:val="1A1A1A"/>
-                <w:sz w:val="18"/>
-                <w:szCs w:val="18"/>
-              </w:rPr>
               <w:t xml:space="preserve">A = b × h</w:t>
             </w:r>
             <w:r>
               <w:rPr>
                 <w:rFonts w:ascii="Avenir Next" w:hAnsi="Avenir Next" w:cs="Avenir Next" w:eastAsia="Avenir Next"/>
                 <w:color w:val="1A1A1A"/>
-                <w:sz w:val="18"/>
+                <w:sz w:val="22"/>
                 <w:szCs w:val="18"/>
               </w:rPr>
               <w:t xml:space="preserve">.</w:t>
@@ -241,63 +243,63 @@
                 <w:rFonts w:ascii="Avenir Next" w:hAnsi="Avenir Next" w:cs="Avenir Next" w:eastAsia="Avenir Next"/>
                 <w:b/>
                 <w:color w:val="003A70"/>
+                <w:sz w:val="22"/>
+                <w:szCs w:val="18"/>
+              </w:rPr>
+              <w:t xml:space="preserve">•</w:t>
+            </w:r>
+            <w:r>
+              <w:rPr>
+                <w:rFonts w:ascii="Avenir Next" w:hAnsi="Avenir Next" w:cs="Avenir Next" w:eastAsia="Avenir Next"/>
+                <w:color w:val="1A1A1A"/>
                 <w:sz w:val="18"/>
                 <w:szCs w:val="18"/>
               </w:rPr>
-              <w:t xml:space="preserve">•</w:t>
-            </w:r>
-            <w:r>
-              <w:rPr>
-                <w:rFonts w:ascii="Avenir Next" w:hAnsi="Avenir Next" w:cs="Avenir Next" w:eastAsia="Avenir Next"/>
-                <w:color w:val="1A1A1A"/>
-                <w:sz w:val="18"/>
+              <w:tab/>
+            </w:r>
+            <w:r>
+              <w:rPr>
+                <w:rFonts w:ascii="Avenir Next" w:hAnsi="Avenir Next" w:cs="Avenir Next" w:eastAsia="Avenir Next"/>
+                <w:color w:val="1A1A1A"/>
+                <w:sz w:val="22"/>
                 <w:szCs w:val="18"/>
               </w:rPr>
-              <w:tab/>
-            </w:r>
-            <w:r>
-              <w:rPr>
-                <w:rFonts w:ascii="Avenir Next" w:hAnsi="Avenir Next" w:cs="Avenir Next" w:eastAsia="Avenir Next"/>
-                <w:color w:val="1A1A1A"/>
-                <w:sz w:val="18"/>
+              <w:t xml:space="preserve">The height </w:t>
+            </w:r>
+            <w:r>
+              <w:rPr>
+                <w:rFonts w:ascii="Avenir Next" w:hAnsi="Avenir Next" w:cs="Avenir Next" w:eastAsia="Avenir Next"/>
+                <w:i/>
+                <w:color w:val="1A1A1A"/>
+                <w:sz w:val="22"/>
                 <w:szCs w:val="18"/>
               </w:rPr>
-              <w:t xml:space="preserve">The height </w:t>
-            </w:r>
-            <w:r>
-              <w:rPr>
-                <w:rFonts w:ascii="Avenir Next" w:hAnsi="Avenir Next" w:cs="Avenir Next" w:eastAsia="Avenir Next"/>
-                <w:i/>
-                <w:color w:val="1A1A1A"/>
-                <w:sz w:val="18"/>
+              <w:t xml:space="preserve">h</w:t>
+            </w:r>
+            <w:r>
+              <w:rPr>
+                <w:rFonts w:ascii="Avenir Next" w:hAnsi="Avenir Next" w:cs="Avenir Next" w:eastAsia="Avenir Next"/>
+                <w:color w:val="1A1A1A"/>
+                <w:sz w:val="22"/>
                 <w:szCs w:val="18"/>
               </w:rPr>
-              <w:t xml:space="preserve">h</w:t>
-            </w:r>
-            <w:r>
-              <w:rPr>
-                <w:rFonts w:ascii="Avenir Next" w:hAnsi="Avenir Next" w:cs="Avenir Next" w:eastAsia="Avenir Next"/>
-                <w:color w:val="1A1A1A"/>
-                <w:sz w:val="18"/>
+              <w:t xml:space="preserve"> is </w:t>
+            </w:r>
+            <w:r>
+              <w:rPr>
+                <w:rFonts w:ascii="Avenir Next" w:hAnsi="Avenir Next" w:cs="Avenir Next" w:eastAsia="Avenir Next"/>
+                <w:b/>
+                <w:color w:val="1A1A1A"/>
+                <w:sz w:val="22"/>
                 <w:szCs w:val="18"/>
               </w:rPr>
-              <w:t xml:space="preserve"> is </w:t>
-            </w:r>
-            <w:r>
-              <w:rPr>
-                <w:rFonts w:ascii="Avenir Next" w:hAnsi="Avenir Next" w:cs="Avenir Next" w:eastAsia="Avenir Next"/>
-                <w:b/>
-                <w:color w:val="1A1A1A"/>
-                <w:sz w:val="18"/>
-                <w:szCs w:val="18"/>
-              </w:rPr>
               <w:t xml:space="preserve">perpendicular</w:t>
             </w:r>
             <w:r>
               <w:rPr>
                 <w:rFonts w:ascii="Avenir Next" w:hAnsi="Avenir Next" w:cs="Avenir Next" w:eastAsia="Avenir Next"/>
                 <w:color w:val="1A1A1A"/>
-                <w:sz w:val="18"/>
+                <w:sz w:val="22"/>
                 <w:szCs w:val="18"/>
               </w:rPr>
               <w:t xml:space="preserve"> to the base. Do not use the slanted side.</w:t>
@@ -316,44 +318,44 @@
                 <w:rFonts w:ascii="Avenir Next" w:hAnsi="Avenir Next" w:cs="Avenir Next" w:eastAsia="Avenir Next"/>
                 <w:b/>
                 <w:color w:val="003A70"/>
+                <w:sz w:val="22"/>
+                <w:szCs w:val="18"/>
+              </w:rPr>
+              <w:t xml:space="preserve">•</w:t>
+            </w:r>
+            <w:r>
+              <w:rPr>
+                <w:rFonts w:ascii="Avenir Next" w:hAnsi="Avenir Next" w:cs="Avenir Next" w:eastAsia="Avenir Next"/>
+                <w:color w:val="1A1A1A"/>
                 <w:sz w:val="18"/>
                 <w:szCs w:val="18"/>
               </w:rPr>
-              <w:t xml:space="preserve">•</w:t>
-            </w:r>
-            <w:r>
-              <w:rPr>
-                <w:rFonts w:ascii="Avenir Next" w:hAnsi="Avenir Next" w:cs="Avenir Next" w:eastAsia="Avenir Next"/>
-                <w:color w:val="1A1A1A"/>
-                <w:sz w:val="18"/>
+              <w:tab/>
+            </w:r>
+            <w:r>
+              <w:rPr>
+                <w:rFonts w:ascii="Avenir Next" w:hAnsi="Avenir Next" w:cs="Avenir Next" w:eastAsia="Avenir Next"/>
+                <w:color w:val="1A1A1A"/>
+                <w:sz w:val="22"/>
                 <w:szCs w:val="18"/>
               </w:rPr>
-              <w:tab/>
-            </w:r>
-            <w:r>
-              <w:rPr>
-                <w:rFonts w:ascii="Avenir Next" w:hAnsi="Avenir Next" w:cs="Avenir Next" w:eastAsia="Avenir Next"/>
-                <w:color w:val="1A1A1A"/>
-                <w:sz w:val="18"/>
+              <w:t xml:space="preserve">Area is in </w:t>
+            </w:r>
+            <w:r>
+              <w:rPr>
+                <w:rFonts w:ascii="Avenir Next" w:hAnsi="Avenir Next" w:cs="Avenir Next" w:eastAsia="Avenir Next"/>
+                <w:b/>
+                <w:color w:val="1A1A1A"/>
+                <w:sz w:val="22"/>
                 <w:szCs w:val="18"/>
               </w:rPr>
-              <w:t xml:space="preserve">Area is in </w:t>
-            </w:r>
-            <w:r>
-              <w:rPr>
-                <w:rFonts w:ascii="Avenir Next" w:hAnsi="Avenir Next" w:cs="Avenir Next" w:eastAsia="Avenir Next"/>
-                <w:b/>
-                <w:color w:val="1A1A1A"/>
-                <w:sz w:val="18"/>
-                <w:szCs w:val="18"/>
-              </w:rPr>
               <w:t xml:space="preserve">square units</w:t>
             </w:r>
             <w:r>
               <w:rPr>
                 <w:rFonts w:ascii="Avenir Next" w:hAnsi="Avenir Next" w:cs="Avenir Next" w:eastAsia="Avenir Next"/>
                 <w:color w:val="1A1A1A"/>
-                <w:sz w:val="18"/>
+                <w:sz w:val="22"/>
                 <w:szCs w:val="18"/>
               </w:rPr>
               <w:t xml:space="preserve"> (cm², in², ft²).</w:t>
@@ -368,6 +370,7 @@
           </w:tcPr>
           <w:p>
             <w:pPr>
+              <w:pStyle w:val="Heading2"/>
               <w:spacing w:before="0" w:after="0" w:line="240" w:lineRule="auto"/>
             </w:pPr>
             <w:r>
@@ -390,7 +393,7 @@
               <w:rPr>
                 <w:rFonts w:ascii="Avenir Next" w:hAnsi="Avenir Next" w:cs="Avenir Next" w:eastAsia="Avenir Next"/>
                 <w:color w:val="1A1A1A"/>
-                <w:sz w:val="17"/>
+                <w:sz w:val="22"/>
                 <w:szCs w:val="17"/>
               </w:rPr>
               <w:t xml:space="preserve">Find the area: base 15 in, slanted side 8 in, height 6 in.</w:t>
@@ -409,25 +412,25 @@
                 <w:rFonts w:ascii="Avenir Next" w:hAnsi="Avenir Next" w:cs="Avenir Next" w:eastAsia="Avenir Next"/>
                 <w:b/>
                 <w:color w:val="003A70"/>
+                <w:sz w:val="22"/>
+                <w:szCs w:val="17"/>
+              </w:rPr>
+              <w:t xml:space="preserve">Step 1</w:t>
+            </w:r>
+            <w:r>
+              <w:rPr>
+                <w:rFonts w:ascii="Avenir Next" w:hAnsi="Avenir Next" w:cs="Avenir Next" w:eastAsia="Avenir Next"/>
+                <w:color w:val="1A1A1A"/>
                 <w:sz w:val="17"/>
                 <w:szCs w:val="17"/>
               </w:rPr>
-              <w:t xml:space="preserve">Step 1</w:t>
-            </w:r>
-            <w:r>
-              <w:rPr>
-                <w:rFonts w:ascii="Avenir Next" w:hAnsi="Avenir Next" w:cs="Avenir Next" w:eastAsia="Avenir Next"/>
-                <w:color w:val="1A1A1A"/>
-                <w:sz w:val="17"/>
-                <w:szCs w:val="17"/>
-              </w:rPr>
               <w:tab/>
             </w:r>
             <w:r>
               <w:rPr>
                 <w:rFonts w:ascii="Avenir Next" w:hAnsi="Avenir Next" w:cs="Avenir Next" w:eastAsia="Avenir Next"/>
                 <w:color w:val="1A1A1A"/>
-                <w:sz w:val="17"/>
+                <w:sz w:val="22"/>
                 <w:szCs w:val="17"/>
               </w:rPr>
               <w:t xml:space="preserve">Use the perpendicular height: h = 6 (skip the 8 in side)</w:t>
@@ -446,25 +449,25 @@
                 <w:rFonts w:ascii="Avenir Next" w:hAnsi="Avenir Next" w:cs="Avenir Next" w:eastAsia="Avenir Next"/>
                 <w:b/>
                 <w:color w:val="003A70"/>
+                <w:sz w:val="22"/>
+                <w:szCs w:val="17"/>
+              </w:rPr>
+              <w:t xml:space="preserve">Step 2</w:t>
+            </w:r>
+            <w:r>
+              <w:rPr>
+                <w:rFonts w:ascii="Avenir Next" w:hAnsi="Avenir Next" w:cs="Avenir Next" w:eastAsia="Avenir Next"/>
+                <w:color w:val="1A1A1A"/>
                 <w:sz w:val="17"/>
                 <w:szCs w:val="17"/>
               </w:rPr>
-              <w:t xml:space="preserve">Step 2</w:t>
-            </w:r>
-            <w:r>
-              <w:rPr>
-                <w:rFonts w:ascii="Avenir Next" w:hAnsi="Avenir Next" w:cs="Avenir Next" w:eastAsia="Avenir Next"/>
-                <w:color w:val="1A1A1A"/>
-                <w:sz w:val="17"/>
-                <w:szCs w:val="17"/>
-              </w:rPr>
               <w:tab/>
             </w:r>
             <w:r>
               <w:rPr>
                 <w:rFonts w:ascii="Avenir Next" w:hAnsi="Avenir Next" w:cs="Avenir Next" w:eastAsia="Avenir Next"/>
                 <w:color w:val="1A1A1A"/>
-                <w:sz w:val="17"/>
+                <w:sz w:val="22"/>
                 <w:szCs w:val="17"/>
               </w:rPr>
               <w:t xml:space="preserve">A = b × h = 15 × 6</w:t>
@@ -483,25 +486,25 @@
                 <w:rFonts w:ascii="Avenir Next" w:hAnsi="Avenir Next" w:cs="Avenir Next" w:eastAsia="Avenir Next"/>
                 <w:b/>
                 <w:color w:val="003A70"/>
+                <w:sz w:val="22"/>
+                <w:szCs w:val="17"/>
+              </w:rPr>
+              <w:t xml:space="preserve">Step 3</w:t>
+            </w:r>
+            <w:r>
+              <w:rPr>
+                <w:rFonts w:ascii="Avenir Next" w:hAnsi="Avenir Next" w:cs="Avenir Next" w:eastAsia="Avenir Next"/>
+                <w:color w:val="1A1A1A"/>
                 <w:sz w:val="17"/>
                 <w:szCs w:val="17"/>
               </w:rPr>
-              <w:t xml:space="preserve">Step 3</w:t>
-            </w:r>
-            <w:r>
-              <w:rPr>
-                <w:rFonts w:ascii="Avenir Next" w:hAnsi="Avenir Next" w:cs="Avenir Next" w:eastAsia="Avenir Next"/>
-                <w:color w:val="1A1A1A"/>
-                <w:sz w:val="17"/>
-                <w:szCs w:val="17"/>
-              </w:rPr>
               <w:tab/>
             </w:r>
             <w:r>
               <w:rPr>
                 <w:rFonts w:ascii="Avenir Next" w:hAnsi="Avenir Next" w:cs="Avenir Next" w:eastAsia="Avenir Next"/>
                 <w:color w:val="1A1A1A"/>
-                <w:sz w:val="17"/>
+                <w:sz w:val="22"/>
                 <w:szCs w:val="17"/>
               </w:rPr>
               <w:t xml:space="preserve">Multiply: 15 × 6 = 90</w:t>
@@ -520,18 +523,18 @@
                 <w:rFonts w:ascii="Avenir Next" w:hAnsi="Avenir Next" w:cs="Avenir Next" w:eastAsia="Avenir Next"/>
                 <w:b/>
                 <w:color w:val="1A1A1A"/>
+                <w:sz w:val="22"/>
+                <w:szCs w:val="17"/>
+              </w:rPr>
+              <w:t xml:space="preserve">Answer</w:t>
+            </w:r>
+            <w:r>
+              <w:rPr>
+                <w:rFonts w:ascii="Avenir Next" w:hAnsi="Avenir Next" w:cs="Avenir Next" w:eastAsia="Avenir Next"/>
+                <w:color w:val="1A1A1A"/>
                 <w:sz w:val="17"/>
                 <w:szCs w:val="17"/>
               </w:rPr>
-              <w:t xml:space="preserve">Answer</w:t>
-            </w:r>
-            <w:r>
-              <w:rPr>
-                <w:rFonts w:ascii="Avenir Next" w:hAnsi="Avenir Next" w:cs="Avenir Next" w:eastAsia="Avenir Next"/>
-                <w:color w:val="1A1A1A"/>
-                <w:sz w:val="17"/>
-                <w:szCs w:val="17"/>
-              </w:rPr>
               <w:tab/>
             </w:r>
             <w:r>
@@ -539,7 +542,7 @@
                 <w:rFonts w:ascii="Avenir Next" w:hAnsi="Avenir Next" w:cs="Avenir Next" w:eastAsia="Avenir Next"/>
                 <w:b/>
                 <w:color w:val="1A1A1A"/>
-                <w:sz w:val="17"/>
+                <w:sz w:val="22"/>
                 <w:szCs w:val="17"/>
               </w:rPr>
               <w:t xml:space="preserve">90 in²</w:t>
@@ -550,6 +553,7 @@
     </w:tbl>
     <w:p>
       <w:pPr>
+        <w:pStyle w:val="Heading2"/>
         <w:keepNext/>
         <w:pBdr>
           <w:bottom w:val="single" w:sz="8" w:space="3" w:color="003A70"/>
@@ -565,7 +569,7 @@
           <w:b/>
           <w:color w:val="003A70"/>
           <w:spacing w:val="14"/>
-          <w:sz w:val="19"/>
+          <w:sz w:val="22"/>
           <w:szCs w:val="19"/>
         </w:rPr>
         <w:t xml:space="preserve">PRACTICE</w:t>
@@ -584,7 +588,7 @@
           <w:rFonts w:ascii="Avenir Next" w:hAnsi="Avenir Next" w:cs="Avenir Next" w:eastAsia="Avenir Next"/>
           <w:i/>
           <w:color w:val="5A5F66"/>
-          <w:sz w:val="17"/>
+          <w:sz w:val="22"/>
           <w:szCs w:val="17"/>
         </w:rPr>
         <w:t xml:space="preserve">show your work · label units</w:t>
@@ -643,25 +647,25 @@
                 <w:rFonts w:ascii="Avenir Next" w:hAnsi="Avenir Next" w:cs="Avenir Next" w:eastAsia="Avenir Next"/>
                 <w:b/>
                 <w:color w:val="1A1A1A"/>
+                <w:sz w:val="22"/>
+                <w:szCs w:val="20"/>
+              </w:rPr>
+              <w:t xml:space="preserve">1.</w:t>
+            </w:r>
+            <w:r>
+              <w:rPr>
+                <w:rFonts w:ascii="Avenir Next" w:hAnsi="Avenir Next" w:cs="Avenir Next" w:eastAsia="Avenir Next"/>
+                <w:color w:val="1A1A1A"/>
                 <w:sz w:val="20"/>
                 <w:szCs w:val="20"/>
               </w:rPr>
-              <w:t xml:space="preserve">1.</w:t>
-            </w:r>
-            <w:r>
-              <w:rPr>
-                <w:rFonts w:ascii="Avenir Next" w:hAnsi="Avenir Next" w:cs="Avenir Next" w:eastAsia="Avenir Next"/>
-                <w:color w:val="1A1A1A"/>
-                <w:sz w:val="20"/>
-                <w:szCs w:val="20"/>
-              </w:rPr>
               <w:tab/>
             </w:r>
             <w:r>
               <w:rPr>
                 <w:rFonts w:ascii="Avenir Next" w:hAnsi="Avenir Next" w:cs="Avenir Next" w:eastAsia="Avenir Next"/>
                 <w:color w:val="1A1A1A"/>
-                <w:sz w:val="20"/>
+                <w:sz w:val="22"/>
                 <w:szCs w:val="20"/>
               </w:rPr>
               <w:t xml:space="preserve">Find the area of the parallelogram.</w:t>
@@ -738,25 +742,25 @@
                 <w:rFonts w:ascii="Avenir Next" w:hAnsi="Avenir Next" w:cs="Avenir Next" w:eastAsia="Avenir Next"/>
                 <w:b/>
                 <w:color w:val="1A1A1A"/>
+                <w:sz w:val="22"/>
+                <w:szCs w:val="18"/>
+              </w:rPr>
+              <w:t xml:space="preserve">Answer</w:t>
+            </w:r>
+            <w:r>
+              <w:rPr>
+                <w:rFonts w:ascii="Avenir Next" w:hAnsi="Avenir Next" w:cs="Avenir Next" w:eastAsia="Avenir Next"/>
+                <w:color w:val="1A1A1A"/>
                 <w:sz w:val="18"/>
                 <w:szCs w:val="18"/>
               </w:rPr>
-              <w:t xml:space="preserve">Answer</w:t>
-            </w:r>
-            <w:r>
-              <w:rPr>
-                <w:rFonts w:ascii="Avenir Next" w:hAnsi="Avenir Next" w:cs="Avenir Next" w:eastAsia="Avenir Next"/>
-                <w:color w:val="1A1A1A"/>
-                <w:sz w:val="18"/>
-                <w:szCs w:val="18"/>
-              </w:rPr>
               <w:tab/>
             </w:r>
             <w:r>
               <w:rPr>
                 <w:rFonts w:ascii="Avenir Next" w:hAnsi="Avenir Next" w:cs="Avenir Next" w:eastAsia="Avenir Next"/>
                 <w:color w:val="1A1A1A"/>
-                <w:sz w:val="18"/>
+                <w:sz w:val="22"/>
                 <w:szCs w:val="18"/>
               </w:rPr>
               <w:t xml:space="preserve">  cm²</w:t>
@@ -780,7 +784,7 @@
               <w:drawing>
                 <wp:inline distT="0" distB="0" distL="0" distR="0">
                   <wp:extent cx="1920240" cy="991091"/>
-                  <wp:docPr id="1" name="Figure 1"/>
+                  <wp:docPr id="1" name="Figure 1" descr="Parallelogram. Dims: base: 11 cm; height: 6 cm; side: 8 cm."/>
                   <a:graphic xmlns:a="http://schemas.openxmlformats.org/drawingml/2006/main">
                     <a:graphicData uri="http://schemas.openxmlformats.org/drawingml/2006/picture">
                       <pic:pic xmlns:pic="http://schemas.openxmlformats.org/drawingml/2006/picture">
@@ -832,25 +836,25 @@
           <w:rFonts w:ascii="Avenir Next" w:hAnsi="Avenir Next" w:cs="Avenir Next" w:eastAsia="Avenir Next"/>
           <w:b/>
           <w:color w:val="1A1A1A"/>
+          <w:sz w:val="22"/>
+          <w:szCs w:val="20"/>
+        </w:rPr>
+        <w:t xml:space="preserve">2.</w:t>
+      </w:r>
+      <w:r>
+        <w:rPr>
+          <w:rFonts w:ascii="Avenir Next" w:hAnsi="Avenir Next" w:cs="Avenir Next" w:eastAsia="Avenir Next"/>
+          <w:color w:val="1A1A1A"/>
           <w:sz w:val="20"/>
           <w:szCs w:val="20"/>
         </w:rPr>
-        <w:t xml:space="preserve">2.</w:t>
-      </w:r>
-      <w:r>
-        <w:rPr>
-          <w:rFonts w:ascii="Avenir Next" w:hAnsi="Avenir Next" w:cs="Avenir Next" w:eastAsia="Avenir Next"/>
-          <w:color w:val="1A1A1A"/>
-          <w:sz w:val="20"/>
-          <w:szCs w:val="20"/>
-        </w:rPr>
         <w:tab/>
       </w:r>
       <w:r>
         <w:rPr>
           <w:rFonts w:ascii="Avenir Next" w:hAnsi="Avenir Next" w:cs="Avenir Next" w:eastAsia="Avenir Next"/>
           <w:color w:val="1A1A1A"/>
-          <w:sz w:val="20"/>
+          <w:sz w:val="22"/>
           <w:szCs w:val="20"/>
         </w:rPr>
         <w:t xml:space="preserve">Find the area of each parallelogram with base </w:t>
@@ -860,7 +864,7 @@
           <w:rFonts w:ascii="Avenir Next" w:hAnsi="Avenir Next" w:cs="Avenir Next" w:eastAsia="Avenir Next"/>
           <w:i/>
           <w:color w:val="1A1A1A"/>
-          <w:sz w:val="20"/>
+          <w:sz w:val="22"/>
           <w:szCs w:val="20"/>
         </w:rPr>
         <w:t xml:space="preserve">b</w:t>
@@ -869,7 +873,7 @@
         <w:rPr>
           <w:rFonts w:ascii="Avenir Next" w:hAnsi="Avenir Next" w:cs="Avenir Next" w:eastAsia="Avenir Next"/>
           <w:color w:val="1A1A1A"/>
-          <w:sz w:val="20"/>
+          <w:sz w:val="22"/>
           <w:szCs w:val="20"/>
         </w:rPr>
         <w:t xml:space="preserve"> and height </w:t>
@@ -879,7 +883,7 @@
           <w:rFonts w:ascii="Avenir Next" w:hAnsi="Avenir Next" w:cs="Avenir Next" w:eastAsia="Avenir Next"/>
           <w:i/>
           <w:color w:val="1A1A1A"/>
-          <w:sz w:val="20"/>
+          <w:sz w:val="22"/>
           <w:szCs w:val="20"/>
         </w:rPr>
         <w:t xml:space="preserve">h</w:t>
@@ -888,7 +892,7 @@
         <w:rPr>
           <w:rFonts w:ascii="Avenir Next" w:hAnsi="Avenir Next" w:cs="Avenir Next" w:eastAsia="Avenir Next"/>
           <w:color w:val="1A1A1A"/>
-          <w:sz w:val="20"/>
+          <w:sz w:val="22"/>
           <w:szCs w:val="20"/>
         </w:rPr>
         <w:t xml:space="preserve">.</w:t>
@@ -943,10 +947,28 @@
                 <w:rFonts w:ascii="Avenir Next" w:hAnsi="Avenir Next" w:cs="Avenir Next" w:eastAsia="Avenir Next"/>
                 <w:b/>
                 <w:color w:val="003A70"/>
+                <w:sz w:val="22"/>
+                <w:szCs w:val="20"/>
+              </w:rPr>
+              <w:t xml:space="preserve">a.</w:t>
+            </w:r>
+            <w:r>
+              <w:rPr>
+                <w:rFonts w:ascii="Avenir Next" w:hAnsi="Avenir Next" w:cs="Avenir Next" w:eastAsia="Avenir Next"/>
+                <w:color w:val="1A1A1A"/>
                 <w:sz w:val="20"/>
                 <w:szCs w:val="20"/>
               </w:rPr>
-              <w:t xml:space="preserve">a.</w:t>
+              <w:tab/>
+            </w:r>
+            <w:r>
+              <w:rPr>
+                <w:rFonts w:ascii="Avenir Next" w:hAnsi="Avenir Next" w:cs="Avenir Next" w:eastAsia="Avenir Next"/>
+                <w:color w:val="1A1A1A"/>
+                <w:sz w:val="22"/>
+                <w:szCs w:val="20"/>
+              </w:rPr>
+              <w:t xml:space="preserve">b = 12 ft, h = 7 ft</w:t>
             </w:r>
             <w:r>
               <w:rPr>
@@ -955,7 +977,7 @@
                 <w:sz w:val="20"/>
                 <w:szCs w:val="20"/>
               </w:rPr>
-              <w:tab/>
+              <w:t xml:space="preserve">  </w:t>
             </w:r>
             <w:r>
               <w:rPr>
@@ -963,24 +985,6 @@
                 <w:color w:val="1A1A1A"/>
                 <w:sz w:val="20"/>
                 <w:szCs w:val="20"/>
-              </w:rPr>
-              <w:t xml:space="preserve">b = 12 ft, h = 7 ft</w:t>
-            </w:r>
-            <w:r>
-              <w:rPr>
-                <w:rFonts w:ascii="Avenir Next" w:hAnsi="Avenir Next" w:cs="Avenir Next" w:eastAsia="Avenir Next"/>
-                <w:color w:val="1A1A1A"/>
-                <w:sz w:val="20"/>
-                <w:szCs w:val="20"/>
-              </w:rPr>
-              <w:t xml:space="preserve">  </w:t>
-            </w:r>
-            <w:r>
-              <w:rPr>
-                <w:rFonts w:ascii="Avenir Next" w:hAnsi="Avenir Next" w:cs="Avenir Next" w:eastAsia="Avenir Next"/>
-                <w:color w:val="1A1A1A"/>
-                <w:sz w:val="20"/>
-                <w:szCs w:val="20"/>
                 <w:u w:val="single"/>
               </w:rPr>
               <w:t xml:space="preserve">              </w:t>
@@ -989,7 +993,7 @@
               <w:rPr>
                 <w:rFonts w:ascii="Avenir Next" w:hAnsi="Avenir Next" w:cs="Avenir Next" w:eastAsia="Avenir Next"/>
                 <w:color w:val="1A1A1A"/>
-                <w:sz w:val="20"/>
+                <w:sz w:val="22"/>
                 <w:szCs w:val="20"/>
               </w:rPr>
               <w:t xml:space="preserve"> ft²</w:t>
@@ -1014,10 +1018,28 @@
                 <w:rFonts w:ascii="Avenir Next" w:hAnsi="Avenir Next" w:cs="Avenir Next" w:eastAsia="Avenir Next"/>
                 <w:b/>
                 <w:color w:val="003A70"/>
+                <w:sz w:val="22"/>
+                <w:szCs w:val="20"/>
+              </w:rPr>
+              <w:t xml:space="preserve">b.</w:t>
+            </w:r>
+            <w:r>
+              <w:rPr>
+                <w:rFonts w:ascii="Avenir Next" w:hAnsi="Avenir Next" w:cs="Avenir Next" w:eastAsia="Avenir Next"/>
+                <w:color w:val="1A1A1A"/>
                 <w:sz w:val="20"/>
                 <w:szCs w:val="20"/>
               </w:rPr>
-              <w:t xml:space="preserve">b.</w:t>
+              <w:tab/>
+            </w:r>
+            <w:r>
+              <w:rPr>
+                <w:rFonts w:ascii="Avenir Next" w:hAnsi="Avenir Next" w:cs="Avenir Next" w:eastAsia="Avenir Next"/>
+                <w:color w:val="1A1A1A"/>
+                <w:sz w:val="22"/>
+                <w:szCs w:val="20"/>
+              </w:rPr>
+              <w:t xml:space="preserve">b = 9 m, h = 9 m</w:t>
             </w:r>
             <w:r>
               <w:rPr>
@@ -1026,7 +1048,7 @@
                 <w:sz w:val="20"/>
                 <w:szCs w:val="20"/>
               </w:rPr>
-              <w:tab/>
+              <w:t xml:space="preserve">  </w:t>
             </w:r>
             <w:r>
               <w:rPr>
@@ -1034,24 +1056,6 @@
                 <w:color w:val="1A1A1A"/>
                 <w:sz w:val="20"/>
                 <w:szCs w:val="20"/>
-              </w:rPr>
-              <w:t xml:space="preserve">b = 9 m, h = 9 m</w:t>
-            </w:r>
-            <w:r>
-              <w:rPr>
-                <w:rFonts w:ascii="Avenir Next" w:hAnsi="Avenir Next" w:cs="Avenir Next" w:eastAsia="Avenir Next"/>
-                <w:color w:val="1A1A1A"/>
-                <w:sz w:val="20"/>
-                <w:szCs w:val="20"/>
-              </w:rPr>
-              <w:t xml:space="preserve">  </w:t>
-            </w:r>
-            <w:r>
-              <w:rPr>
-                <w:rFonts w:ascii="Avenir Next" w:hAnsi="Avenir Next" w:cs="Avenir Next" w:eastAsia="Avenir Next"/>
-                <w:color w:val="1A1A1A"/>
-                <w:sz w:val="20"/>
-                <w:szCs w:val="20"/>
                 <w:u w:val="single"/>
               </w:rPr>
               <w:t xml:space="preserve">              </w:t>
@@ -1060,7 +1064,7 @@
               <w:rPr>
                 <w:rFonts w:ascii="Avenir Next" w:hAnsi="Avenir Next" w:cs="Avenir Next" w:eastAsia="Avenir Next"/>
                 <w:color w:val="1A1A1A"/>
-                <w:sz w:val="20"/>
+                <w:sz w:val="22"/>
                 <w:szCs w:val="20"/>
               </w:rPr>
               <w:t xml:space="preserve"> m²</w:t>
@@ -1091,10 +1095,28 @@
                 <w:rFonts w:ascii="Avenir Next" w:hAnsi="Avenir Next" w:cs="Avenir Next" w:eastAsia="Avenir Next"/>
                 <w:b/>
                 <w:color w:val="003A70"/>
+                <w:sz w:val="22"/>
+                <w:szCs w:val="20"/>
+              </w:rPr>
+              <w:t xml:space="preserve">c.</w:t>
+            </w:r>
+            <w:r>
+              <w:rPr>
+                <w:rFonts w:ascii="Avenir Next" w:hAnsi="Avenir Next" w:cs="Avenir Next" w:eastAsia="Avenir Next"/>
+                <w:color w:val="1A1A1A"/>
                 <w:sz w:val="20"/>
                 <w:szCs w:val="20"/>
               </w:rPr>
-              <w:t xml:space="preserve">c.</w:t>
+              <w:tab/>
+            </w:r>
+            <w:r>
+              <w:rPr>
+                <w:rFonts w:ascii="Avenir Next" w:hAnsi="Avenir Next" w:cs="Avenir Next" w:eastAsia="Avenir Next"/>
+                <w:color w:val="1A1A1A"/>
+                <w:sz w:val="22"/>
+                <w:szCs w:val="20"/>
+              </w:rPr>
+              <w:t xml:space="preserve">b = 20 in, h = 4 in</w:t>
             </w:r>
             <w:r>
               <w:rPr>
@@ -1103,7 +1125,7 @@
                 <w:sz w:val="20"/>
                 <w:szCs w:val="20"/>
               </w:rPr>
-              <w:tab/>
+              <w:t xml:space="preserve">  </w:t>
             </w:r>
             <w:r>
               <w:rPr>
@@ -1111,24 +1133,6 @@
                 <w:color w:val="1A1A1A"/>
                 <w:sz w:val="20"/>
                 <w:szCs w:val="20"/>
-              </w:rPr>
-              <w:t xml:space="preserve">b = 20 in, h = 4 in</w:t>
-            </w:r>
-            <w:r>
-              <w:rPr>
-                <w:rFonts w:ascii="Avenir Next" w:hAnsi="Avenir Next" w:cs="Avenir Next" w:eastAsia="Avenir Next"/>
-                <w:color w:val="1A1A1A"/>
-                <w:sz w:val="20"/>
-                <w:szCs w:val="20"/>
-              </w:rPr>
-              <w:t xml:space="preserve">  </w:t>
-            </w:r>
-            <w:r>
-              <w:rPr>
-                <w:rFonts w:ascii="Avenir Next" w:hAnsi="Avenir Next" w:cs="Avenir Next" w:eastAsia="Avenir Next"/>
-                <w:color w:val="1A1A1A"/>
-                <w:sz w:val="20"/>
-                <w:szCs w:val="20"/>
                 <w:u w:val="single"/>
               </w:rPr>
               <w:t xml:space="preserve">              </w:t>
@@ -1137,7 +1141,7 @@
               <w:rPr>
                 <w:rFonts w:ascii="Avenir Next" w:hAnsi="Avenir Next" w:cs="Avenir Next" w:eastAsia="Avenir Next"/>
                 <w:color w:val="1A1A1A"/>
-                <w:sz w:val="20"/>
+                <w:sz w:val="22"/>
                 <w:szCs w:val="20"/>
               </w:rPr>
               <w:t xml:space="preserve"> in²</w:t>
@@ -1162,10 +1166,28 @@
                 <w:rFonts w:ascii="Avenir Next" w:hAnsi="Avenir Next" w:cs="Avenir Next" w:eastAsia="Avenir Next"/>
                 <w:b/>
                 <w:color w:val="003A70"/>
+                <w:sz w:val="22"/>
+                <w:szCs w:val="20"/>
+              </w:rPr>
+              <w:t xml:space="preserve">d.</w:t>
+            </w:r>
+            <w:r>
+              <w:rPr>
+                <w:rFonts w:ascii="Avenir Next" w:hAnsi="Avenir Next" w:cs="Avenir Next" w:eastAsia="Avenir Next"/>
+                <w:color w:val="1A1A1A"/>
                 <w:sz w:val="20"/>
                 <w:szCs w:val="20"/>
               </w:rPr>
-              <w:t xml:space="preserve">d.</w:t>
+              <w:tab/>
+            </w:r>
+            <w:r>
+              <w:rPr>
+                <w:rFonts w:ascii="Avenir Next" w:hAnsi="Avenir Next" w:cs="Avenir Next" w:eastAsia="Avenir Next"/>
+                <w:color w:val="1A1A1A"/>
+                <w:sz w:val="22"/>
+                <w:szCs w:val="20"/>
+              </w:rPr>
+              <w:t xml:space="preserve">A = 63 m², h = 7 m; b =</w:t>
             </w:r>
             <w:r>
               <w:rPr>
@@ -1174,7 +1196,7 @@
                 <w:sz w:val="20"/>
                 <w:szCs w:val="20"/>
               </w:rPr>
-              <w:tab/>
+              <w:t xml:space="preserve">  </w:t>
             </w:r>
             <w:r>
               <w:rPr>
@@ -1182,24 +1204,6 @@
                 <w:color w:val="1A1A1A"/>
                 <w:sz w:val="20"/>
                 <w:szCs w:val="20"/>
-              </w:rPr>
-              <w:t xml:space="preserve">A = 63 m², h = 7 m; b =</w:t>
-            </w:r>
-            <w:r>
-              <w:rPr>
-                <w:rFonts w:ascii="Avenir Next" w:hAnsi="Avenir Next" w:cs="Avenir Next" w:eastAsia="Avenir Next"/>
-                <w:color w:val="1A1A1A"/>
-                <w:sz w:val="20"/>
-                <w:szCs w:val="20"/>
-              </w:rPr>
-              <w:t xml:space="preserve">  </w:t>
-            </w:r>
-            <w:r>
-              <w:rPr>
-                <w:rFonts w:ascii="Avenir Next" w:hAnsi="Avenir Next" w:cs="Avenir Next" w:eastAsia="Avenir Next"/>
-                <w:color w:val="1A1A1A"/>
-                <w:sz w:val="20"/>
-                <w:szCs w:val="20"/>
                 <w:u w:val="single"/>
               </w:rPr>
               <w:t xml:space="preserve">              </w:t>
@@ -1208,7 +1212,7 @@
               <w:rPr>
                 <w:rFonts w:ascii="Avenir Next" w:hAnsi="Avenir Next" w:cs="Avenir Next" w:eastAsia="Avenir Next"/>
                 <w:color w:val="1A1A1A"/>
-                <w:sz w:val="20"/>
+                <w:sz w:val="22"/>
                 <w:szCs w:val="20"/>
               </w:rPr>
               <w:t xml:space="preserve"> m</w:t>
@@ -1236,18 +1240,18 @@
           <w:rFonts w:ascii="Avenir Next" w:hAnsi="Avenir Next" w:cs="Avenir Next" w:eastAsia="Avenir Next"/>
           <w:b/>
           <w:color w:val="1A1A1A"/>
+          <w:sz w:val="22"/>
+          <w:szCs w:val="20"/>
+        </w:rPr>
+        <w:t xml:space="preserve">3.</w:t>
+      </w:r>
+      <w:r>
+        <w:rPr>
+          <w:rFonts w:ascii="Avenir Next" w:hAnsi="Avenir Next" w:cs="Avenir Next" w:eastAsia="Avenir Next"/>
+          <w:color w:val="1A1A1A"/>
           <w:sz w:val="20"/>
           <w:szCs w:val="20"/>
         </w:rPr>
-        <w:t xml:space="preserve">3.</w:t>
-      </w:r>
-      <w:r>
-        <w:rPr>
-          <w:rFonts w:ascii="Avenir Next" w:hAnsi="Avenir Next" w:cs="Avenir Next" w:eastAsia="Avenir Next"/>
-          <w:color w:val="1A1A1A"/>
-          <w:sz w:val="20"/>
-          <w:szCs w:val="20"/>
-        </w:rPr>
         <w:tab/>
       </w:r>
       <w:r>
@@ -1255,7 +1259,7 @@
           <w:rFonts w:ascii="Avenir Next" w:hAnsi="Avenir Next" w:cs="Avenir Next" w:eastAsia="Avenir Next"/>
           <w:b/>
           <w:color w:val="1A1A1A"/>
-          <w:sz w:val="20"/>
+          <w:sz w:val="22"/>
           <w:szCs w:val="20"/>
         </w:rPr>
         <w:t xml:space="preserve">Parking Lot.  </w:t>
@@ -1264,7 +1268,7 @@
         <w:rPr>
           <w:rFonts w:ascii="Avenir Next" w:hAnsi="Avenir Next" w:cs="Avenir Next" w:eastAsia="Avenir Next"/>
           <w:color w:val="1A1A1A"/>
-          <w:sz w:val="20"/>
+          <w:sz w:val="22"/>
           <w:szCs w:val="20"/>
         </w:rPr>
         <w:t xml:space="preserve">A lot has 10 parking spaces. Each space is a parallelogram with a base of 9 ft and a perpendicular height of 18 ft. What total area do the spaces cover?</w:t>
@@ -1341,25 +1345,25 @@
           <w:rFonts w:ascii="Avenir Next" w:hAnsi="Avenir Next" w:cs="Avenir Next" w:eastAsia="Avenir Next"/>
           <w:b/>
           <w:color w:val="1A1A1A"/>
+          <w:sz w:val="22"/>
+          <w:szCs w:val="18"/>
+        </w:rPr>
+        <w:t xml:space="preserve">Answer</w:t>
+      </w:r>
+      <w:r>
+        <w:rPr>
+          <w:rFonts w:ascii="Avenir Next" w:hAnsi="Avenir Next" w:cs="Avenir Next" w:eastAsia="Avenir Next"/>
+          <w:color w:val="1A1A1A"/>
           <w:sz w:val="18"/>
           <w:szCs w:val="18"/>
         </w:rPr>
-        <w:t xml:space="preserve">Answer</w:t>
-      </w:r>
-      <w:r>
-        <w:rPr>
-          <w:rFonts w:ascii="Avenir Next" w:hAnsi="Avenir Next" w:cs="Avenir Next" w:eastAsia="Avenir Next"/>
-          <w:color w:val="1A1A1A"/>
-          <w:sz w:val="18"/>
-          <w:szCs w:val="18"/>
-        </w:rPr>
         <w:tab/>
       </w:r>
       <w:r>
         <w:rPr>
           <w:rFonts w:ascii="Avenir Next" w:hAnsi="Avenir Next" w:cs="Avenir Next" w:eastAsia="Avenir Next"/>
           <w:color w:val="1A1A1A"/>
-          <w:sz w:val="18"/>
+          <w:sz w:val="22"/>
           <w:szCs w:val="18"/>
         </w:rPr>
         <w:t xml:space="preserve">  ft²</w:t>
@@ -1384,18 +1388,18 @@
           <w:rFonts w:ascii="Avenir Next" w:hAnsi="Avenir Next" w:cs="Avenir Next" w:eastAsia="Avenir Next"/>
           <w:b/>
           <w:color w:val="1A1A1A"/>
+          <w:sz w:val="22"/>
+          <w:szCs w:val="20"/>
+        </w:rPr>
+        <w:t xml:space="preserve">4.</w:t>
+      </w:r>
+      <w:r>
+        <w:rPr>
+          <w:rFonts w:ascii="Avenir Next" w:hAnsi="Avenir Next" w:cs="Avenir Next" w:eastAsia="Avenir Next"/>
+          <w:color w:val="1A1A1A"/>
           <w:sz w:val="20"/>
           <w:szCs w:val="20"/>
         </w:rPr>
-        <w:t xml:space="preserve">4.</w:t>
-      </w:r>
-      <w:r>
-        <w:rPr>
-          <w:rFonts w:ascii="Avenir Next" w:hAnsi="Avenir Next" w:cs="Avenir Next" w:eastAsia="Avenir Next"/>
-          <w:color w:val="1A1A1A"/>
-          <w:sz w:val="20"/>
-          <w:szCs w:val="20"/>
-        </w:rPr>
         <w:tab/>
       </w:r>
       <w:r>
@@ -1403,7 +1407,7 @@
           <w:rFonts w:ascii="Avenir Next" w:hAnsi="Avenir Next" w:cs="Avenir Next" w:eastAsia="Avenir Next"/>
           <w:b/>
           <w:color w:val="1A1A1A"/>
-          <w:sz w:val="20"/>
+          <w:sz w:val="22"/>
           <w:szCs w:val="20"/>
         </w:rPr>
         <w:t xml:space="preserve">Mural.  </w:t>
@@ -1412,7 +1416,7 @@
         <w:rPr>
           <w:rFonts w:ascii="Avenir Next" w:hAnsi="Avenir Next" w:cs="Avenir Next" w:eastAsia="Avenir Next"/>
           <w:color w:val="1A1A1A"/>
-          <w:sz w:val="20"/>
+          <w:sz w:val="22"/>
           <w:szCs w:val="20"/>
         </w:rPr>
         <w:t xml:space="preserve">A mural is painted on a parallelogram-shaped wall section. The area is 108 ft² and the base is 12 ft. What is the perpendicular height?</w:t>
@@ -1431,25 +1435,25 @@
           <w:rFonts w:ascii="Avenir Next" w:hAnsi="Avenir Next" w:cs="Avenir Next" w:eastAsia="Avenir Next"/>
           <w:b/>
           <w:color w:val="1A1A1A"/>
+          <w:sz w:val="22"/>
+          <w:szCs w:val="18"/>
+        </w:rPr>
+        <w:t xml:space="preserve">Answer</w:t>
+      </w:r>
+      <w:r>
+        <w:rPr>
+          <w:rFonts w:ascii="Avenir Next" w:hAnsi="Avenir Next" w:cs="Avenir Next" w:eastAsia="Avenir Next"/>
+          <w:color w:val="1A1A1A"/>
           <w:sz w:val="18"/>
           <w:szCs w:val="18"/>
         </w:rPr>
-        <w:t xml:space="preserve">Answer</w:t>
-      </w:r>
-      <w:r>
-        <w:rPr>
-          <w:rFonts w:ascii="Avenir Next" w:hAnsi="Avenir Next" w:cs="Avenir Next" w:eastAsia="Avenir Next"/>
-          <w:color w:val="1A1A1A"/>
-          <w:sz w:val="18"/>
-          <w:szCs w:val="18"/>
-        </w:rPr>
         <w:tab/>
       </w:r>
       <w:r>
         <w:rPr>
           <w:rFonts w:ascii="Avenir Next" w:hAnsi="Avenir Next" w:cs="Avenir Next" w:eastAsia="Avenir Next"/>
           <w:color w:val="1A1A1A"/>
-          <w:sz w:val="18"/>
+          <w:sz w:val="22"/>
           <w:szCs w:val="18"/>
         </w:rPr>
         <w:t xml:space="preserve">  ft</w:t>
@@ -1474,18 +1478,18 @@
           <w:rFonts w:ascii="Avenir Next" w:hAnsi="Avenir Next" w:cs="Avenir Next" w:eastAsia="Avenir Next"/>
           <w:b/>
           <w:color w:val="1A1A1A"/>
+          <w:sz w:val="22"/>
+          <w:szCs w:val="20"/>
+        </w:rPr>
+        <w:t xml:space="preserve">5.</w:t>
+      </w:r>
+      <w:r>
+        <w:rPr>
+          <w:rFonts w:ascii="Avenir Next" w:hAnsi="Avenir Next" w:cs="Avenir Next" w:eastAsia="Avenir Next"/>
+          <w:color w:val="1A1A1A"/>
           <w:sz w:val="20"/>
           <w:szCs w:val="20"/>
         </w:rPr>
-        <w:t xml:space="preserve">5.</w:t>
-      </w:r>
-      <w:r>
-        <w:rPr>
-          <w:rFonts w:ascii="Avenir Next" w:hAnsi="Avenir Next" w:cs="Avenir Next" w:eastAsia="Avenir Next"/>
-          <w:color w:val="1A1A1A"/>
-          <w:sz w:val="20"/>
-          <w:szCs w:val="20"/>
-        </w:rPr>
         <w:tab/>
       </w:r>
       <w:r>
@@ -1493,7 +1497,7 @@
           <w:rFonts w:ascii="Avenir Next" w:hAnsi="Avenir Next" w:cs="Avenir Next" w:eastAsia="Avenir Next"/>
           <w:b/>
           <w:color w:val="1A1A1A"/>
-          <w:sz w:val="20"/>
+          <w:sz w:val="22"/>
           <w:szCs w:val="20"/>
         </w:rPr>
         <w:t xml:space="preserve">Find the Error.  </w:t>
@@ -1502,7 +1506,7 @@
         <w:rPr>
           <w:rFonts w:ascii="Avenir Next" w:hAnsi="Avenir Next" w:cs="Avenir Next" w:eastAsia="Avenir Next"/>
           <w:color w:val="1A1A1A"/>
-          <w:sz w:val="20"/>
+          <w:sz w:val="22"/>
           <w:szCs w:val="20"/>
         </w:rPr>
         <w:t xml:space="preserve">A parallelogram has a base of 10 cm, a slanted side of 7 cm, and a height of 5 cm. Kiara says its area is 70 cm². Explain her mistake and find the correct area.</w:t>
@@ -1623,6 +1627,7 @@
           </w:tcPr>
           <w:p>
             <w:pPr>
+              <w:pStyle w:val="Heading2"/>
               <w:spacing w:before="0" w:after="0" w:line="240" w:lineRule="auto"/>
             </w:pPr>
             <w:r>
@@ -1660,7 +1665,7 @@
               <w:rPr>
                 <w:rFonts w:ascii="Avenir Next" w:hAnsi="Avenir Next" w:cs="Avenir Next" w:eastAsia="Avenir Next"/>
                 <w:color w:val="1A1A1A"/>
-                <w:sz w:val="17"/>
+                <w:sz w:val="22"/>
                 <w:szCs w:val="17"/>
               </w:rPr>
               <w:t xml:space="preserve">  I can do this on my own</w:t>
@@ -1689,7 +1694,7 @@
               <w:rPr>
                 <w:rFonts w:ascii="Avenir Next" w:hAnsi="Avenir Next" w:cs="Avenir Next" w:eastAsia="Avenir Next"/>
                 <w:color w:val="1A1A1A"/>
-                <w:sz w:val="17"/>
+                <w:sz w:val="22"/>
                 <w:szCs w:val="17"/>
               </w:rPr>
               <w:t xml:space="preserve">  I need a little help</w:t>
@@ -1718,7 +1723,7 @@
               <w:rPr>
                 <w:rFonts w:ascii="Avenir Next" w:hAnsi="Avenir Next" w:cs="Avenir Next" w:eastAsia="Avenir Next"/>
                 <w:color w:val="1A1A1A"/>
-                <w:sz w:val="17"/>
+                <w:sz w:val="22"/>
                 <w:szCs w:val="17"/>
               </w:rPr>
               <w:t xml:space="preserve">  I have a question about #</w:t>
@@ -1756,7 +1761,7 @@
         <w:rPr>
           <w:rFonts w:ascii="Avenir Next" w:hAnsi="Avenir Next" w:cs="Avenir Next" w:eastAsia="Avenir Next"/>
           <w:color w:val="5A5F66"/>
-          <w:sz w:val="17"/>
+          <w:sz w:val="22"/>
           <w:szCs w:val="17"/>
         </w:rPr>
         <w:t xml:space="preserve">Find a parallelogram shape at home or on the street (a tile, a sign, a parking space). Show someone where its base and height are.</w:t>
@@ -1776,10 +1781,28 @@
         <w:rPr>
           <w:rFonts w:ascii="Avenir Next" w:hAnsi="Avenir Next" w:cs="Avenir Next" w:eastAsia="Avenir Next"/>
           <w:color w:val="1A1A1A"/>
+          <w:sz w:val="22"/>
+          <w:szCs w:val="20"/>
+        </w:rPr>
+        <w:t xml:space="preserve">Name</w:t>
+      </w:r>
+      <w:r>
+        <w:rPr>
+          <w:rFonts w:ascii="Avenir Next" w:hAnsi="Avenir Next" w:cs="Avenir Next" w:eastAsia="Avenir Next"/>
+          <w:color w:val="1A1A1A"/>
           <w:sz w:val="20"/>
           <w:szCs w:val="20"/>
         </w:rPr>
-        <w:t xml:space="preserve">Name</w:t>
+        <w:tab/>
+      </w:r>
+      <w:r>
+        <w:rPr>
+          <w:rFonts w:ascii="Avenir Next" w:hAnsi="Avenir Next" w:cs="Avenir Next" w:eastAsia="Avenir Next"/>
+          <w:color w:val="1A1A1A"/>
+          <w:sz w:val="22"/>
+          <w:szCs w:val="20"/>
+        </w:rPr>
+        <w:t xml:space="preserve">   Date</w:t>
       </w:r>
       <w:r>
         <w:rPr>
@@ -1794,25 +1817,7 @@
         <w:rPr>
           <w:rFonts w:ascii="Avenir Next" w:hAnsi="Avenir Next" w:cs="Avenir Next" w:eastAsia="Avenir Next"/>
           <w:color w:val="1A1A1A"/>
-          <w:sz w:val="20"/>
-          <w:szCs w:val="20"/>
-        </w:rPr>
-        <w:t xml:space="preserve">   Date</w:t>
-      </w:r>
-      <w:r>
-        <w:rPr>
-          <w:rFonts w:ascii="Avenir Next" w:hAnsi="Avenir Next" w:cs="Avenir Next" w:eastAsia="Avenir Next"/>
-          <w:color w:val="1A1A1A"/>
-          <w:sz w:val="20"/>
-          <w:szCs w:val="20"/>
-        </w:rPr>
-        <w:tab/>
-      </w:r>
-      <w:r>
-        <w:rPr>
-          <w:rFonts w:ascii="Avenir Next" w:hAnsi="Avenir Next" w:cs="Avenir Next" w:eastAsia="Avenir Next"/>
-          <w:color w:val="1A1A1A"/>
-          <w:sz w:val="20"/>
+          <w:sz w:val="22"/>
           <w:szCs w:val="20"/>
         </w:rPr>
         <w:t xml:space="preserve">   Period</w:t>
@@ -1839,7 +1844,7 @@
           <w:caps/>
           <w:color w:val="003A70"/>
           <w:spacing w:val="12"/>
-          <w:sz w:val="19"/>
+          <w:sz w:val="22"/>
           <w:szCs w:val="19"/>
         </w:rPr>
         <w:t xml:space="preserve">Lesson 5-1  ·  Homework Packet  ·  Sheet 2 of 2</w:t>
@@ -1847,6 +1852,7 @@
     </w:p>
     <w:p>
       <w:pPr>
+        <w:pStyle w:val="Heading1"/>
         <w:keepNext/>
         <w:spacing w:before="0" w:after="0" w:line="240" w:lineRule="auto"/>
       </w:pPr>
@@ -1872,7 +1878,7 @@
         <w:rPr>
           <w:rFonts w:ascii="Avenir Next" w:hAnsi="Avenir Next" w:cs="Avenir Next" w:eastAsia="Avenir Next"/>
           <w:color w:val="5A5F66"/>
-          <w:sz w:val="17"/>
+          <w:sz w:val="22"/>
           <w:szCs w:val="17"/>
         </w:rPr>
         <w:t xml:space="preserve">Maryland Standard 6.G.A.1   ·   Learning target — I can find the area of a rhombus using the base and height or the two diagonals.</w:t>
@@ -1919,6 +1925,7 @@
           </w:tcPr>
           <w:p>
             <w:pPr>
+              <w:pStyle w:val="Heading2"/>
               <w:spacing w:before="0" w:after="0" w:line="240" w:lineRule="auto"/>
             </w:pPr>
             <w:r>
@@ -1946,44 +1953,44 @@
                 <w:rFonts w:ascii="Avenir Next" w:hAnsi="Avenir Next" w:cs="Avenir Next" w:eastAsia="Avenir Next"/>
                 <w:b/>
                 <w:color w:val="003A70"/>
+                <w:sz w:val="22"/>
+                <w:szCs w:val="18"/>
+              </w:rPr>
+              <w:t xml:space="preserve">•</w:t>
+            </w:r>
+            <w:r>
+              <w:rPr>
+                <w:rFonts w:ascii="Avenir Next" w:hAnsi="Avenir Next" w:cs="Avenir Next" w:eastAsia="Avenir Next"/>
+                <w:color w:val="1A1A1A"/>
                 <w:sz w:val="18"/>
                 <w:szCs w:val="18"/>
               </w:rPr>
-              <w:t xml:space="preserve">•</w:t>
-            </w:r>
-            <w:r>
-              <w:rPr>
-                <w:rFonts w:ascii="Avenir Next" w:hAnsi="Avenir Next" w:cs="Avenir Next" w:eastAsia="Avenir Next"/>
-                <w:color w:val="1A1A1A"/>
-                <w:sz w:val="18"/>
+              <w:tab/>
+            </w:r>
+            <w:r>
+              <w:rPr>
+                <w:rFonts w:ascii="Avenir Next" w:hAnsi="Avenir Next" w:cs="Avenir Next" w:eastAsia="Avenir Next"/>
+                <w:color w:val="1A1A1A"/>
+                <w:sz w:val="22"/>
                 <w:szCs w:val="18"/>
               </w:rPr>
-              <w:tab/>
-            </w:r>
-            <w:r>
-              <w:rPr>
-                <w:rFonts w:ascii="Avenir Next" w:hAnsi="Avenir Next" w:cs="Avenir Next" w:eastAsia="Avenir Next"/>
-                <w:color w:val="1A1A1A"/>
-                <w:sz w:val="18"/>
+              <w:t xml:space="preserve">A rhombus is a parallelogram, so </w:t>
+            </w:r>
+            <w:r>
+              <w:rPr>
+                <w:rFonts w:ascii="Avenir Next" w:hAnsi="Avenir Next" w:cs="Avenir Next" w:eastAsia="Avenir Next"/>
+                <w:b/>
+                <w:color w:val="1A1A1A"/>
+                <w:sz w:val="22"/>
                 <w:szCs w:val="18"/>
               </w:rPr>
-              <w:t xml:space="preserve">A rhombus is a parallelogram, so </w:t>
-            </w:r>
-            <w:r>
-              <w:rPr>
-                <w:rFonts w:ascii="Avenir Next" w:hAnsi="Avenir Next" w:cs="Avenir Next" w:eastAsia="Avenir Next"/>
-                <w:b/>
-                <w:color w:val="1A1A1A"/>
-                <w:sz w:val="18"/>
-                <w:szCs w:val="18"/>
-              </w:rPr>
               <w:t xml:space="preserve">A = b × h</w:t>
             </w:r>
             <w:r>
               <w:rPr>
                 <w:rFonts w:ascii="Avenir Next" w:hAnsi="Avenir Next" w:cs="Avenir Next" w:eastAsia="Avenir Next"/>
                 <w:color w:val="1A1A1A"/>
-                <w:sz w:val="18"/>
+                <w:sz w:val="22"/>
                 <w:szCs w:val="18"/>
               </w:rPr>
               <w:t xml:space="preserve"> works.</w:t>
@@ -2002,63 +2009,63 @@
                 <w:rFonts w:ascii="Avenir Next" w:hAnsi="Avenir Next" w:cs="Avenir Next" w:eastAsia="Avenir Next"/>
                 <w:b/>
                 <w:color w:val="003A70"/>
+                <w:sz w:val="22"/>
+                <w:szCs w:val="18"/>
+              </w:rPr>
+              <w:t xml:space="preserve">•</w:t>
+            </w:r>
+            <w:r>
+              <w:rPr>
+                <w:rFonts w:ascii="Avenir Next" w:hAnsi="Avenir Next" w:cs="Avenir Next" w:eastAsia="Avenir Next"/>
+                <w:color w:val="1A1A1A"/>
                 <w:sz w:val="18"/>
                 <w:szCs w:val="18"/>
               </w:rPr>
-              <w:t xml:space="preserve">•</w:t>
-            </w:r>
-            <w:r>
-              <w:rPr>
-                <w:rFonts w:ascii="Avenir Next" w:hAnsi="Avenir Next" w:cs="Avenir Next" w:eastAsia="Avenir Next"/>
-                <w:color w:val="1A1A1A"/>
-                <w:sz w:val="18"/>
+              <w:tab/>
+            </w:r>
+            <w:r>
+              <w:rPr>
+                <w:rFonts w:ascii="Avenir Next" w:hAnsi="Avenir Next" w:cs="Avenir Next" w:eastAsia="Avenir Next"/>
+                <w:color w:val="1A1A1A"/>
+                <w:sz w:val="22"/>
                 <w:szCs w:val="18"/>
               </w:rPr>
-              <w:tab/>
-            </w:r>
-            <w:r>
-              <w:rPr>
-                <w:rFonts w:ascii="Avenir Next" w:hAnsi="Avenir Next" w:cs="Avenir Next" w:eastAsia="Avenir Next"/>
-                <w:color w:val="1A1A1A"/>
-                <w:sz w:val="18"/>
+              <w:t xml:space="preserve">With the </w:t>
+            </w:r>
+            <w:r>
+              <w:rPr>
+                <w:rFonts w:ascii="Avenir Next" w:hAnsi="Avenir Next" w:cs="Avenir Next" w:eastAsia="Avenir Next"/>
+                <w:b/>
+                <w:color w:val="1A1A1A"/>
+                <w:sz w:val="22"/>
                 <w:szCs w:val="18"/>
               </w:rPr>
-              <w:t xml:space="preserve">With the </w:t>
-            </w:r>
-            <w:r>
-              <w:rPr>
-                <w:rFonts w:ascii="Avenir Next" w:hAnsi="Avenir Next" w:cs="Avenir Next" w:eastAsia="Avenir Next"/>
-                <w:b/>
-                <w:color w:val="1A1A1A"/>
-                <w:sz w:val="18"/>
+              <w:t xml:space="preserve">diagonals</w:t>
+            </w:r>
+            <w:r>
+              <w:rPr>
+                <w:rFonts w:ascii="Avenir Next" w:hAnsi="Avenir Next" w:cs="Avenir Next" w:eastAsia="Avenir Next"/>
+                <w:color w:val="1A1A1A"/>
+                <w:sz w:val="22"/>
                 <w:szCs w:val="18"/>
               </w:rPr>
-              <w:t xml:space="preserve">diagonals</w:t>
-            </w:r>
-            <w:r>
-              <w:rPr>
-                <w:rFonts w:ascii="Avenir Next" w:hAnsi="Avenir Next" w:cs="Avenir Next" w:eastAsia="Avenir Next"/>
-                <w:color w:val="1A1A1A"/>
-                <w:sz w:val="18"/>
+              <w:t xml:space="preserve">: </w:t>
+            </w:r>
+            <w:r>
+              <w:rPr>
+                <w:rFonts w:ascii="Avenir Next" w:hAnsi="Avenir Next" w:cs="Avenir Next" w:eastAsia="Avenir Next"/>
+                <w:b/>
+                <w:color w:val="1A1A1A"/>
+                <w:sz w:val="22"/>
                 <w:szCs w:val="18"/>
               </w:rPr>
-              <w:t xml:space="preserve">: </w:t>
-            </w:r>
-            <w:r>
-              <w:rPr>
-                <w:rFonts w:ascii="Avenir Next" w:hAnsi="Avenir Next" w:cs="Avenir Next" w:eastAsia="Avenir Next"/>
-                <w:b/>
-                <w:color w:val="1A1A1A"/>
-                <w:sz w:val="18"/>
-                <w:szCs w:val="18"/>
-              </w:rPr>
               <w:t xml:space="preserve">A = (d1 × d2) ÷ 2</w:t>
             </w:r>
             <w:r>
               <w:rPr>
                 <w:rFonts w:ascii="Avenir Next" w:hAnsi="Avenir Next" w:cs="Avenir Next" w:eastAsia="Avenir Next"/>
                 <w:color w:val="1A1A1A"/>
-                <w:sz w:val="18"/>
+                <w:sz w:val="22"/>
                 <w:szCs w:val="18"/>
               </w:rPr>
               <w:t xml:space="preserve">. Do not forget to divide by 2.</w:t>
@@ -2073,6 +2080,7 @@
           </w:tcPr>
           <w:p>
             <w:pPr>
+              <w:pStyle w:val="Heading2"/>
               <w:spacing w:before="0" w:after="0" w:line="240" w:lineRule="auto"/>
             </w:pPr>
             <w:r>
@@ -2095,7 +2103,7 @@
               <w:rPr>
                 <w:rFonts w:ascii="Avenir Next" w:hAnsi="Avenir Next" w:cs="Avenir Next" w:eastAsia="Avenir Next"/>
                 <w:color w:val="1A1A1A"/>
-                <w:sz w:val="17"/>
+                <w:sz w:val="22"/>
                 <w:szCs w:val="17"/>
               </w:rPr>
               <w:t xml:space="preserve">Find the area: diagonals 12 cm and 9 cm.</w:t>
@@ -2114,25 +2122,25 @@
                 <w:rFonts w:ascii="Avenir Next" w:hAnsi="Avenir Next" w:cs="Avenir Next" w:eastAsia="Avenir Next"/>
                 <w:b/>
                 <w:color w:val="003A70"/>
+                <w:sz w:val="22"/>
+                <w:szCs w:val="17"/>
+              </w:rPr>
+              <w:t xml:space="preserve">Step 1</w:t>
+            </w:r>
+            <w:r>
+              <w:rPr>
+                <w:rFonts w:ascii="Avenir Next" w:hAnsi="Avenir Next" w:cs="Avenir Next" w:eastAsia="Avenir Next"/>
+                <w:color w:val="1A1A1A"/>
                 <w:sz w:val="17"/>
                 <w:szCs w:val="17"/>
               </w:rPr>
-              <w:t xml:space="preserve">Step 1</w:t>
-            </w:r>
-            <w:r>
-              <w:rPr>
-                <w:rFonts w:ascii="Avenir Next" w:hAnsi="Avenir Next" w:cs="Avenir Next" w:eastAsia="Avenir Next"/>
-                <w:color w:val="1A1A1A"/>
-                <w:sz w:val="17"/>
-                <w:szCs w:val="17"/>
-              </w:rPr>
               <w:tab/>
             </w:r>
             <w:r>
               <w:rPr>
                 <w:rFonts w:ascii="Avenir Next" w:hAnsi="Avenir Next" w:cs="Avenir Next" w:eastAsia="Avenir Next"/>
                 <w:color w:val="1A1A1A"/>
-                <w:sz w:val="17"/>
+                <w:sz w:val="22"/>
                 <w:szCs w:val="17"/>
               </w:rPr>
               <w:t xml:space="preserve">Multiply the diagonals: 12 × 9 = 108</w:t>
@@ -2151,25 +2159,25 @@
                 <w:rFonts w:ascii="Avenir Next" w:hAnsi="Avenir Next" w:cs="Avenir Next" w:eastAsia="Avenir Next"/>
                 <w:b/>
                 <w:color w:val="003A70"/>
+                <w:sz w:val="22"/>
+                <w:szCs w:val="17"/>
+              </w:rPr>
+              <w:t xml:space="preserve">Step 2</w:t>
+            </w:r>
+            <w:r>
+              <w:rPr>
+                <w:rFonts w:ascii="Avenir Next" w:hAnsi="Avenir Next" w:cs="Avenir Next" w:eastAsia="Avenir Next"/>
+                <w:color w:val="1A1A1A"/>
                 <w:sz w:val="17"/>
                 <w:szCs w:val="17"/>
               </w:rPr>
-              <w:t xml:space="preserve">Step 2</w:t>
-            </w:r>
-            <w:r>
-              <w:rPr>
-                <w:rFonts w:ascii="Avenir Next" w:hAnsi="Avenir Next" w:cs="Avenir Next" w:eastAsia="Avenir Next"/>
-                <w:color w:val="1A1A1A"/>
-                <w:sz w:val="17"/>
-                <w:szCs w:val="17"/>
-              </w:rPr>
               <w:tab/>
             </w:r>
             <w:r>
               <w:rPr>
                 <w:rFonts w:ascii="Avenir Next" w:hAnsi="Avenir Next" w:cs="Avenir Next" w:eastAsia="Avenir Next"/>
                 <w:color w:val="1A1A1A"/>
-                <w:sz w:val="17"/>
+                <w:sz w:val="22"/>
                 <w:szCs w:val="17"/>
               </w:rPr>
               <w:t xml:space="preserve">Divide by 2: 108 ÷ 2 = 54</w:t>
@@ -2188,18 +2196,18 @@
                 <w:rFonts w:ascii="Avenir Next" w:hAnsi="Avenir Next" w:cs="Avenir Next" w:eastAsia="Avenir Next"/>
                 <w:b/>
                 <w:color w:val="1A1A1A"/>
+                <w:sz w:val="22"/>
+                <w:szCs w:val="17"/>
+              </w:rPr>
+              <w:t xml:space="preserve">Answer</w:t>
+            </w:r>
+            <w:r>
+              <w:rPr>
+                <w:rFonts w:ascii="Avenir Next" w:hAnsi="Avenir Next" w:cs="Avenir Next" w:eastAsia="Avenir Next"/>
+                <w:color w:val="1A1A1A"/>
                 <w:sz w:val="17"/>
                 <w:szCs w:val="17"/>
               </w:rPr>
-              <w:t xml:space="preserve">Answer</w:t>
-            </w:r>
-            <w:r>
-              <w:rPr>
-                <w:rFonts w:ascii="Avenir Next" w:hAnsi="Avenir Next" w:cs="Avenir Next" w:eastAsia="Avenir Next"/>
-                <w:color w:val="1A1A1A"/>
-                <w:sz w:val="17"/>
-                <w:szCs w:val="17"/>
-              </w:rPr>
               <w:tab/>
             </w:r>
             <w:r>
@@ -2207,7 +2215,7 @@
                 <w:rFonts w:ascii="Avenir Next" w:hAnsi="Avenir Next" w:cs="Avenir Next" w:eastAsia="Avenir Next"/>
                 <w:b/>
                 <w:color w:val="1A1A1A"/>
-                <w:sz w:val="17"/>
+                <w:sz w:val="22"/>
                 <w:szCs w:val="17"/>
               </w:rPr>
               <w:t xml:space="preserve">54 cm²</w:t>
@@ -2218,6 +2226,7 @@
     </w:tbl>
     <w:p>
       <w:pPr>
+        <w:pStyle w:val="Heading2"/>
         <w:keepNext/>
         <w:pBdr>
           <w:bottom w:val="single" w:sz="8" w:space="3" w:color="003A70"/>
@@ -2233,7 +2242,7 @@
           <w:b/>
           <w:color w:val="003A70"/>
           <w:spacing w:val="14"/>
-          <w:sz w:val="19"/>
+          <w:sz w:val="22"/>
           <w:szCs w:val="19"/>
         </w:rPr>
         <w:t xml:space="preserve">PRACTICE</w:t>
@@ -2252,7 +2261,7 @@
           <w:rFonts w:ascii="Avenir Next" w:hAnsi="Avenir Next" w:cs="Avenir Next" w:eastAsia="Avenir Next"/>
           <w:i/>
           <w:color w:val="5A5F66"/>
-          <w:sz w:val="17"/>
+          <w:sz w:val="22"/>
           <w:szCs w:val="17"/>
         </w:rPr>
         <w:t xml:space="preserve">show your work · label units</w:t>
@@ -2311,25 +2320,25 @@
                 <w:rFonts w:ascii="Avenir Next" w:hAnsi="Avenir Next" w:cs="Avenir Next" w:eastAsia="Avenir Next"/>
                 <w:b/>
                 <w:color w:val="1A1A1A"/>
+                <w:sz w:val="22"/>
+                <w:szCs w:val="20"/>
+              </w:rPr>
+              <w:t xml:space="preserve">1.</w:t>
+            </w:r>
+            <w:r>
+              <w:rPr>
+                <w:rFonts w:ascii="Avenir Next" w:hAnsi="Avenir Next" w:cs="Avenir Next" w:eastAsia="Avenir Next"/>
+                <w:color w:val="1A1A1A"/>
                 <w:sz w:val="20"/>
                 <w:szCs w:val="20"/>
               </w:rPr>
-              <w:t xml:space="preserve">1.</w:t>
-            </w:r>
-            <w:r>
-              <w:rPr>
-                <w:rFonts w:ascii="Avenir Next" w:hAnsi="Avenir Next" w:cs="Avenir Next" w:eastAsia="Avenir Next"/>
-                <w:color w:val="1A1A1A"/>
-                <w:sz w:val="20"/>
-                <w:szCs w:val="20"/>
-              </w:rPr>
               <w:tab/>
             </w:r>
             <w:r>
               <w:rPr>
                 <w:rFonts w:ascii="Avenir Next" w:hAnsi="Avenir Next" w:cs="Avenir Next" w:eastAsia="Avenir Next"/>
                 <w:color w:val="1A1A1A"/>
-                <w:sz w:val="20"/>
+                <w:sz w:val="22"/>
                 <w:szCs w:val="20"/>
               </w:rPr>
               <w:t xml:space="preserve">Find the area of the rhombus.</w:t>
@@ -2406,25 +2415,25 @@
                 <w:rFonts w:ascii="Avenir Next" w:hAnsi="Avenir Next" w:cs="Avenir Next" w:eastAsia="Avenir Next"/>
                 <w:b/>
                 <w:color w:val="1A1A1A"/>
+                <w:sz w:val="22"/>
+                <w:szCs w:val="18"/>
+              </w:rPr>
+              <w:t xml:space="preserve">Answer</w:t>
+            </w:r>
+            <w:r>
+              <w:rPr>
+                <w:rFonts w:ascii="Avenir Next" w:hAnsi="Avenir Next" w:cs="Avenir Next" w:eastAsia="Avenir Next"/>
+                <w:color w:val="1A1A1A"/>
                 <w:sz w:val="18"/>
                 <w:szCs w:val="18"/>
               </w:rPr>
-              <w:t xml:space="preserve">Answer</w:t>
-            </w:r>
-            <w:r>
-              <w:rPr>
-                <w:rFonts w:ascii="Avenir Next" w:hAnsi="Avenir Next" w:cs="Avenir Next" w:eastAsia="Avenir Next"/>
-                <w:color w:val="1A1A1A"/>
-                <w:sz w:val="18"/>
-                <w:szCs w:val="18"/>
-              </w:rPr>
               <w:tab/>
             </w:r>
             <w:r>
               <w:rPr>
                 <w:rFonts w:ascii="Avenir Next" w:hAnsi="Avenir Next" w:cs="Avenir Next" w:eastAsia="Avenir Next"/>
                 <w:color w:val="1A1A1A"/>
-                <w:sz w:val="18"/>
+                <w:sz w:val="22"/>
                 <w:szCs w:val="18"/>
               </w:rPr>
               <w:t xml:space="preserve">  cm²</w:t>
@@ -2448,7 +2457,7 @@
               <w:drawing>
                 <wp:inline distT="0" distB="0" distL="0" distR="0">
                   <wp:extent cx="1554480" cy="1054825"/>
-                  <wp:docPr id="2" name="Figure 2"/>
+                  <wp:docPr id="2" name="Figure 2" descr="Rhombus. Dims: d1: 16 cm; d2: 10 cm."/>
                   <a:graphic xmlns:a="http://schemas.openxmlformats.org/drawingml/2006/main">
                     <a:graphicData uri="http://schemas.openxmlformats.org/drawingml/2006/picture">
                       <pic:pic xmlns:pic="http://schemas.openxmlformats.org/drawingml/2006/picture">
@@ -2500,25 +2509,25 @@
           <w:rFonts w:ascii="Avenir Next" w:hAnsi="Avenir Next" w:cs="Avenir Next" w:eastAsia="Avenir Next"/>
           <w:b/>
           <w:color w:val="1A1A1A"/>
+          <w:sz w:val="22"/>
+          <w:szCs w:val="20"/>
+        </w:rPr>
+        <w:t xml:space="preserve">2.</w:t>
+      </w:r>
+      <w:r>
+        <w:rPr>
+          <w:rFonts w:ascii="Avenir Next" w:hAnsi="Avenir Next" w:cs="Avenir Next" w:eastAsia="Avenir Next"/>
+          <w:color w:val="1A1A1A"/>
           <w:sz w:val="20"/>
           <w:szCs w:val="20"/>
         </w:rPr>
-        <w:t xml:space="preserve">2.</w:t>
-      </w:r>
-      <w:r>
-        <w:rPr>
-          <w:rFonts w:ascii="Avenir Next" w:hAnsi="Avenir Next" w:cs="Avenir Next" w:eastAsia="Avenir Next"/>
-          <w:color w:val="1A1A1A"/>
-          <w:sz w:val="20"/>
-          <w:szCs w:val="20"/>
-        </w:rPr>
         <w:tab/>
       </w:r>
       <w:r>
         <w:rPr>
           <w:rFonts w:ascii="Avenir Next" w:hAnsi="Avenir Next" w:cs="Avenir Next" w:eastAsia="Avenir Next"/>
           <w:color w:val="1A1A1A"/>
-          <w:sz w:val="20"/>
+          <w:sz w:val="22"/>
           <w:szCs w:val="20"/>
         </w:rPr>
         <w:t xml:space="preserve">Find the area of each rhombus. Choose the formula that fits.</w:t>
@@ -2573,10 +2582,28 @@
                 <w:rFonts w:ascii="Avenir Next" w:hAnsi="Avenir Next" w:cs="Avenir Next" w:eastAsia="Avenir Next"/>
                 <w:b/>
                 <w:color w:val="003A70"/>
+                <w:sz w:val="22"/>
+                <w:szCs w:val="20"/>
+              </w:rPr>
+              <w:t xml:space="preserve">a.</w:t>
+            </w:r>
+            <w:r>
+              <w:rPr>
+                <w:rFonts w:ascii="Avenir Next" w:hAnsi="Avenir Next" w:cs="Avenir Next" w:eastAsia="Avenir Next"/>
+                <w:color w:val="1A1A1A"/>
                 <w:sz w:val="20"/>
                 <w:szCs w:val="20"/>
               </w:rPr>
-              <w:t xml:space="preserve">a.</w:t>
+              <w:tab/>
+            </w:r>
+            <w:r>
+              <w:rPr>
+                <w:rFonts w:ascii="Avenir Next" w:hAnsi="Avenir Next" w:cs="Avenir Next" w:eastAsia="Avenir Next"/>
+                <w:color w:val="1A1A1A"/>
+                <w:sz w:val="22"/>
+                <w:szCs w:val="20"/>
+              </w:rPr>
+              <w:t xml:space="preserve">diagonals 14 m and 10 m</w:t>
             </w:r>
             <w:r>
               <w:rPr>
@@ -2585,7 +2612,7 @@
                 <w:sz w:val="20"/>
                 <w:szCs w:val="20"/>
               </w:rPr>
-              <w:tab/>
+              <w:t xml:space="preserve">  </w:t>
             </w:r>
             <w:r>
               <w:rPr>
@@ -2593,24 +2620,6 @@
                 <w:color w:val="1A1A1A"/>
                 <w:sz w:val="20"/>
                 <w:szCs w:val="20"/>
-              </w:rPr>
-              <w:t xml:space="preserve">diagonals 14 m and 10 m</w:t>
-            </w:r>
-            <w:r>
-              <w:rPr>
-                <w:rFonts w:ascii="Avenir Next" w:hAnsi="Avenir Next" w:cs="Avenir Next" w:eastAsia="Avenir Next"/>
-                <w:color w:val="1A1A1A"/>
-                <w:sz w:val="20"/>
-                <w:szCs w:val="20"/>
-              </w:rPr>
-              <w:t xml:space="preserve">  </w:t>
-            </w:r>
-            <w:r>
-              <w:rPr>
-                <w:rFonts w:ascii="Avenir Next" w:hAnsi="Avenir Next" w:cs="Avenir Next" w:eastAsia="Avenir Next"/>
-                <w:color w:val="1A1A1A"/>
-                <w:sz w:val="20"/>
-                <w:szCs w:val="20"/>
                 <w:u w:val="single"/>
               </w:rPr>
               <w:t xml:space="preserve">              </w:t>
@@ -2619,7 +2628,7 @@
               <w:rPr>
                 <w:rFonts w:ascii="Avenir Next" w:hAnsi="Avenir Next" w:cs="Avenir Next" w:eastAsia="Avenir Next"/>
                 <w:color w:val="1A1A1A"/>
-                <w:sz w:val="20"/>
+                <w:sz w:val="22"/>
                 <w:szCs w:val="20"/>
               </w:rPr>
               <w:t xml:space="preserve"> m²</w:t>
@@ -2644,10 +2653,28 @@
                 <w:rFonts w:ascii="Avenir Next" w:hAnsi="Avenir Next" w:cs="Avenir Next" w:eastAsia="Avenir Next"/>
                 <w:b/>
                 <w:color w:val="003A70"/>
+                <w:sz w:val="22"/>
+                <w:szCs w:val="20"/>
+              </w:rPr>
+              <w:t xml:space="preserve">b.</w:t>
+            </w:r>
+            <w:r>
+              <w:rPr>
+                <w:rFonts w:ascii="Avenir Next" w:hAnsi="Avenir Next" w:cs="Avenir Next" w:eastAsia="Avenir Next"/>
+                <w:color w:val="1A1A1A"/>
                 <w:sz w:val="20"/>
                 <w:szCs w:val="20"/>
               </w:rPr>
-              <w:t xml:space="preserve">b.</w:t>
+              <w:tab/>
+            </w:r>
+            <w:r>
+              <w:rPr>
+                <w:rFonts w:ascii="Avenir Next" w:hAnsi="Avenir Next" w:cs="Avenir Next" w:eastAsia="Avenir Next"/>
+                <w:color w:val="1A1A1A"/>
+                <w:sz w:val="22"/>
+                <w:szCs w:val="20"/>
+              </w:rPr>
+              <w:t xml:space="preserve">base 9 ft, height 7 ft</w:t>
             </w:r>
             <w:r>
               <w:rPr>
@@ -2656,7 +2683,7 @@
                 <w:sz w:val="20"/>
                 <w:szCs w:val="20"/>
               </w:rPr>
-              <w:tab/>
+              <w:t xml:space="preserve">  </w:t>
             </w:r>
             <w:r>
               <w:rPr>
@@ -2664,24 +2691,6 @@
                 <w:color w:val="1A1A1A"/>
                 <w:sz w:val="20"/>
                 <w:szCs w:val="20"/>
-              </w:rPr>
-              <w:t xml:space="preserve">base 9 ft, height 7 ft</w:t>
-            </w:r>
-            <w:r>
-              <w:rPr>
-                <w:rFonts w:ascii="Avenir Next" w:hAnsi="Avenir Next" w:cs="Avenir Next" w:eastAsia="Avenir Next"/>
-                <w:color w:val="1A1A1A"/>
-                <w:sz w:val="20"/>
-                <w:szCs w:val="20"/>
-              </w:rPr>
-              <w:t xml:space="preserve">  </w:t>
-            </w:r>
-            <w:r>
-              <w:rPr>
-                <w:rFonts w:ascii="Avenir Next" w:hAnsi="Avenir Next" w:cs="Avenir Next" w:eastAsia="Avenir Next"/>
-                <w:color w:val="1A1A1A"/>
-                <w:sz w:val="20"/>
-                <w:szCs w:val="20"/>
                 <w:u w:val="single"/>
               </w:rPr>
               <w:t xml:space="preserve">              </w:t>
@@ -2690,7 +2699,7 @@
               <w:rPr>
                 <w:rFonts w:ascii="Avenir Next" w:hAnsi="Avenir Next" w:cs="Avenir Next" w:eastAsia="Avenir Next"/>
                 <w:color w:val="1A1A1A"/>
-                <w:sz w:val="20"/>
+                <w:sz w:val="22"/>
                 <w:szCs w:val="20"/>
               </w:rPr>
               <w:t xml:space="preserve"> ft²</w:t>
@@ -2757,18 +2766,18 @@
                 <w:rFonts w:ascii="Avenir Next" w:hAnsi="Avenir Next" w:cs="Avenir Next" w:eastAsia="Avenir Next"/>
                 <w:b/>
                 <w:color w:val="1A1A1A"/>
+                <w:sz w:val="22"/>
+                <w:szCs w:val="20"/>
+              </w:rPr>
+              <w:t xml:space="preserve">3.</w:t>
+            </w:r>
+            <w:r>
+              <w:rPr>
+                <w:rFonts w:ascii="Avenir Next" w:hAnsi="Avenir Next" w:cs="Avenir Next" w:eastAsia="Avenir Next"/>
+                <w:color w:val="1A1A1A"/>
                 <w:sz w:val="20"/>
                 <w:szCs w:val="20"/>
               </w:rPr>
-              <w:t xml:space="preserve">3.</w:t>
-            </w:r>
-            <w:r>
-              <w:rPr>
-                <w:rFonts w:ascii="Avenir Next" w:hAnsi="Avenir Next" w:cs="Avenir Next" w:eastAsia="Avenir Next"/>
-                <w:color w:val="1A1A1A"/>
-                <w:sz w:val="20"/>
-                <w:szCs w:val="20"/>
-              </w:rPr>
               <w:tab/>
             </w:r>
             <w:r>
@@ -2776,7 +2785,7 @@
                 <w:rFonts w:ascii="Avenir Next" w:hAnsi="Avenir Next" w:cs="Avenir Next" w:eastAsia="Avenir Next"/>
                 <w:b/>
                 <w:color w:val="1A1A1A"/>
-                <w:sz w:val="20"/>
+                <w:sz w:val="22"/>
                 <w:szCs w:val="20"/>
               </w:rPr>
               <w:t xml:space="preserve">Window.  </w:t>
@@ -2785,7 +2794,7 @@
               <w:rPr>
                 <w:rFonts w:ascii="Avenir Next" w:hAnsi="Avenir Next" w:cs="Avenir Next" w:eastAsia="Avenir Next"/>
                 <w:color w:val="1A1A1A"/>
-                <w:sz w:val="20"/>
+                <w:sz w:val="22"/>
                 <w:szCs w:val="20"/>
               </w:rPr>
               <w:t xml:space="preserve">A rhombus window has an area of 60 ft². One diagonal is 10 ft. Find the other diagonal </w:t>
@@ -2795,7 +2804,7 @@
                 <w:rFonts w:ascii="Avenir Next" w:hAnsi="Avenir Next" w:cs="Avenir Next" w:eastAsia="Avenir Next"/>
                 <w:i/>
                 <w:color w:val="1A1A1A"/>
-                <w:sz w:val="20"/>
+                <w:sz w:val="22"/>
                 <w:szCs w:val="20"/>
               </w:rPr>
               <w:t xml:space="preserve">d</w:t>
@@ -2804,7 +2813,7 @@
               <w:rPr>
                 <w:rFonts w:ascii="Avenir Next" w:hAnsi="Avenir Next" w:cs="Avenir Next" w:eastAsia="Avenir Next"/>
                 <w:color w:val="1A1A1A"/>
-                <w:sz w:val="20"/>
+                <w:sz w:val="22"/>
                 <w:szCs w:val="20"/>
               </w:rPr>
               <w:t xml:space="preserve">.</w:t>
@@ -2823,25 +2832,25 @@
                 <w:rFonts w:ascii="Avenir Next" w:hAnsi="Avenir Next" w:cs="Avenir Next" w:eastAsia="Avenir Next"/>
                 <w:b/>
                 <w:color w:val="1A1A1A"/>
+                <w:sz w:val="22"/>
+                <w:szCs w:val="18"/>
+              </w:rPr>
+              <w:t xml:space="preserve">Answer</w:t>
+            </w:r>
+            <w:r>
+              <w:rPr>
+                <w:rFonts w:ascii="Avenir Next" w:hAnsi="Avenir Next" w:cs="Avenir Next" w:eastAsia="Avenir Next"/>
+                <w:color w:val="1A1A1A"/>
                 <w:sz w:val="18"/>
                 <w:szCs w:val="18"/>
               </w:rPr>
-              <w:t xml:space="preserve">Answer</w:t>
-            </w:r>
-            <w:r>
-              <w:rPr>
-                <w:rFonts w:ascii="Avenir Next" w:hAnsi="Avenir Next" w:cs="Avenir Next" w:eastAsia="Avenir Next"/>
-                <w:color w:val="1A1A1A"/>
-                <w:sz w:val="18"/>
-                <w:szCs w:val="18"/>
-              </w:rPr>
               <w:tab/>
             </w:r>
             <w:r>
               <w:rPr>
                 <w:rFonts w:ascii="Avenir Next" w:hAnsi="Avenir Next" w:cs="Avenir Next" w:eastAsia="Avenir Next"/>
                 <w:color w:val="1A1A1A"/>
-                <w:sz w:val="18"/>
+                <w:sz w:val="22"/>
                 <w:szCs w:val="18"/>
               </w:rPr>
               <w:t xml:space="preserve">  ft</w:t>
@@ -2865,7 +2874,7 @@
               <w:drawing>
                 <wp:inline distT="0" distB="0" distL="0" distR="0">
                   <wp:extent cx="1554480" cy="1054825"/>
-                  <wp:docPr id="3" name="Figure 3"/>
+                  <wp:docPr id="3" name="Figure 3" descr="Rhombus. Dims: d1: 10 ft; d2: d."/>
                   <a:graphic xmlns:a="http://schemas.openxmlformats.org/drawingml/2006/main">
                     <a:graphicData uri="http://schemas.openxmlformats.org/drawingml/2006/picture">
                       <pic:pic xmlns:pic="http://schemas.openxmlformats.org/drawingml/2006/picture">
@@ -2917,18 +2926,18 @@
           <w:rFonts w:ascii="Avenir Next" w:hAnsi="Avenir Next" w:cs="Avenir Next" w:eastAsia="Avenir Next"/>
           <w:b/>
           <w:color w:val="1A1A1A"/>
+          <w:sz w:val="22"/>
+          <w:szCs w:val="20"/>
+        </w:rPr>
+        <w:t xml:space="preserve">4.</w:t>
+      </w:r>
+      <w:r>
+        <w:rPr>
+          <w:rFonts w:ascii="Avenir Next" w:hAnsi="Avenir Next" w:cs="Avenir Next" w:eastAsia="Avenir Next"/>
+          <w:color w:val="1A1A1A"/>
           <w:sz w:val="20"/>
           <w:szCs w:val="20"/>
         </w:rPr>
-        <w:t xml:space="preserve">4.</w:t>
-      </w:r>
-      <w:r>
-        <w:rPr>
-          <w:rFonts w:ascii="Avenir Next" w:hAnsi="Avenir Next" w:cs="Avenir Next" w:eastAsia="Avenir Next"/>
-          <w:color w:val="1A1A1A"/>
-          <w:sz w:val="20"/>
-          <w:szCs w:val="20"/>
-        </w:rPr>
         <w:tab/>
       </w:r>
       <w:r>
@@ -2936,7 +2945,7 @@
           <w:rFonts w:ascii="Avenir Next" w:hAnsi="Avenir Next" w:cs="Avenir Next" w:eastAsia="Avenir Next"/>
           <w:b/>
           <w:color w:val="1A1A1A"/>
-          <w:sz w:val="20"/>
+          <w:sz w:val="22"/>
           <w:szCs w:val="20"/>
         </w:rPr>
         <w:t xml:space="preserve">Stretch.  </w:t>
@@ -2945,7 +2954,7 @@
         <w:rPr>
           <w:rFonts w:ascii="Avenir Next" w:hAnsi="Avenir Next" w:cs="Avenir Next" w:eastAsia="Avenir Next"/>
           <w:color w:val="1A1A1A"/>
-          <w:sz w:val="20"/>
+          <w:sz w:val="22"/>
           <w:szCs w:val="20"/>
         </w:rPr>
         <w:t xml:space="preserve">Rhombus A has diagonals of 12 ft and 8 ft. Rhombus B has a base of 8 ft and the same area as Rhombus A. What is the height of Rhombus B?</w:t>
@@ -2964,25 +2973,25 @@
           <w:rFonts w:ascii="Avenir Next" w:hAnsi="Avenir Next" w:cs="Avenir Next" w:eastAsia="Avenir Next"/>
           <w:b/>
           <w:color w:val="1A1A1A"/>
+          <w:sz w:val="22"/>
+          <w:szCs w:val="18"/>
+        </w:rPr>
+        <w:t xml:space="preserve">Answer</w:t>
+      </w:r>
+      <w:r>
+        <w:rPr>
+          <w:rFonts w:ascii="Avenir Next" w:hAnsi="Avenir Next" w:cs="Avenir Next" w:eastAsia="Avenir Next"/>
+          <w:color w:val="1A1A1A"/>
           <w:sz w:val="18"/>
           <w:szCs w:val="18"/>
         </w:rPr>
-        <w:t xml:space="preserve">Answer</w:t>
-      </w:r>
-      <w:r>
-        <w:rPr>
-          <w:rFonts w:ascii="Avenir Next" w:hAnsi="Avenir Next" w:cs="Avenir Next" w:eastAsia="Avenir Next"/>
-          <w:color w:val="1A1A1A"/>
-          <w:sz w:val="18"/>
-          <w:szCs w:val="18"/>
-        </w:rPr>
         <w:tab/>
       </w:r>
       <w:r>
         <w:rPr>
           <w:rFonts w:ascii="Avenir Next" w:hAnsi="Avenir Next" w:cs="Avenir Next" w:eastAsia="Avenir Next"/>
           <w:color w:val="1A1A1A"/>
-          <w:sz w:val="18"/>
+          <w:sz w:val="22"/>
           <w:szCs w:val="18"/>
         </w:rPr>
         <w:t xml:space="preserve">  ft</w:t>
@@ -3007,18 +3016,18 @@
           <w:rFonts w:ascii="Avenir Next" w:hAnsi="Avenir Next" w:cs="Avenir Next" w:eastAsia="Avenir Next"/>
           <w:b/>
           <w:color w:val="1A1A1A"/>
+          <w:sz w:val="22"/>
+          <w:szCs w:val="20"/>
+        </w:rPr>
+        <w:t xml:space="preserve">5.</w:t>
+      </w:r>
+      <w:r>
+        <w:rPr>
+          <w:rFonts w:ascii="Avenir Next" w:hAnsi="Avenir Next" w:cs="Avenir Next" w:eastAsia="Avenir Next"/>
+          <w:color w:val="1A1A1A"/>
           <w:sz w:val="20"/>
           <w:szCs w:val="20"/>
         </w:rPr>
-        <w:t xml:space="preserve">5.</w:t>
-      </w:r>
-      <w:r>
-        <w:rPr>
-          <w:rFonts w:ascii="Avenir Next" w:hAnsi="Avenir Next" w:cs="Avenir Next" w:eastAsia="Avenir Next"/>
-          <w:color w:val="1A1A1A"/>
-          <w:sz w:val="20"/>
-          <w:szCs w:val="20"/>
-        </w:rPr>
         <w:tab/>
       </w:r>
       <w:r>
@@ -3026,7 +3035,7 @@
           <w:rFonts w:ascii="Avenir Next" w:hAnsi="Avenir Next" w:cs="Avenir Next" w:eastAsia="Avenir Next"/>
           <w:b/>
           <w:color w:val="1A1A1A"/>
-          <w:sz w:val="20"/>
+          <w:sz w:val="22"/>
           <w:szCs w:val="20"/>
         </w:rPr>
         <w:t xml:space="preserve">Find the Error.  </w:t>
@@ -3035,7 +3044,7 @@
         <w:rPr>
           <w:rFonts w:ascii="Avenir Next" w:hAnsi="Avenir Next" w:cs="Avenir Next" w:eastAsia="Avenir Next"/>
           <w:color w:val="1A1A1A"/>
-          <w:sz w:val="20"/>
+          <w:sz w:val="22"/>
           <w:szCs w:val="20"/>
         </w:rPr>
         <w:t xml:space="preserve">Ravi says a rhombus with diagonals of 18 in and 8 in has an area of 144 in². Explain his mistake and find the correct area.</w:t>
@@ -3114,6 +3123,7 @@
     </w:p>
     <w:p>
       <w:pPr>
+        <w:pStyle w:val="Heading2"/>
         <w:keepNext/>
         <w:pBdr>
           <w:bottom w:val="single" w:sz="8" w:space="3" w:color="003A70"/>
@@ -3129,7 +3139,7 @@
           <w:b/>
           <w:color w:val="003A70"/>
           <w:spacing w:val="14"/>
-          <w:sz w:val="19"/>
+          <w:sz w:val="22"/>
           <w:szCs w:val="19"/>
         </w:rPr>
         <w:t xml:space="preserve">TEST PRACTICE</w:t>
@@ -3148,7 +3158,7 @@
           <w:rFonts w:ascii="Avenir Next" w:hAnsi="Avenir Next" w:cs="Avenir Next" w:eastAsia="Avenir Next"/>
           <w:i/>
           <w:color w:val="5A5F66"/>
-          <w:sz w:val="17"/>
+          <w:sz w:val="22"/>
           <w:szCs w:val="17"/>
         </w:rPr>
         <w:t xml:space="preserve">choose the best answer</w:t>
@@ -3168,25 +3178,25 @@
           <w:rFonts w:ascii="Avenir Next" w:hAnsi="Avenir Next" w:cs="Avenir Next" w:eastAsia="Avenir Next"/>
           <w:b/>
           <w:color w:val="1A1A1A"/>
+          <w:sz w:val="22"/>
+          <w:szCs w:val="20"/>
+        </w:rPr>
+        <w:t xml:space="preserve">6.</w:t>
+      </w:r>
+      <w:r>
+        <w:rPr>
+          <w:rFonts w:ascii="Avenir Next" w:hAnsi="Avenir Next" w:cs="Avenir Next" w:eastAsia="Avenir Next"/>
+          <w:color w:val="1A1A1A"/>
           <w:sz w:val="20"/>
           <w:szCs w:val="20"/>
         </w:rPr>
-        <w:t xml:space="preserve">6.</w:t>
-      </w:r>
-      <w:r>
-        <w:rPr>
-          <w:rFonts w:ascii="Avenir Next" w:hAnsi="Avenir Next" w:cs="Avenir Next" w:eastAsia="Avenir Next"/>
-          <w:color w:val="1A1A1A"/>
-          <w:sz w:val="20"/>
-          <w:szCs w:val="20"/>
-        </w:rPr>
         <w:tab/>
       </w:r>
       <w:r>
         <w:rPr>
           <w:rFonts w:ascii="Avenir Next" w:hAnsi="Avenir Next" w:cs="Avenir Next" w:eastAsia="Avenir Next"/>
           <w:color w:val="1A1A1A"/>
-          <w:sz w:val="20"/>
+          <w:sz w:val="22"/>
           <w:szCs w:val="20"/>
         </w:rPr>
         <w:t xml:space="preserve">A rhombus has sides of 7 m and a perpendicular height of 5 m. What is its area?</w:t>
@@ -3242,25 +3252,25 @@
                 <w:rFonts w:ascii="Avenir Next" w:hAnsi="Avenir Next" w:cs="Avenir Next" w:eastAsia="Avenir Next"/>
                 <w:b/>
                 <w:color w:val="003A70"/>
+                <w:sz w:val="22"/>
+                <w:szCs w:val="19"/>
+              </w:rPr>
+              <w:t xml:space="preserve">A</w:t>
+            </w:r>
+            <w:r>
+              <w:rPr>
+                <w:rFonts w:ascii="Avenir Next" w:hAnsi="Avenir Next" w:cs="Avenir Next" w:eastAsia="Avenir Next"/>
+                <w:color w:val="1A1A1A"/>
                 <w:sz w:val="19"/>
                 <w:szCs w:val="19"/>
               </w:rPr>
-              <w:t xml:space="preserve">A</w:t>
-            </w:r>
-            <w:r>
-              <w:rPr>
-                <w:rFonts w:ascii="Avenir Next" w:hAnsi="Avenir Next" w:cs="Avenir Next" w:eastAsia="Avenir Next"/>
-                <w:color w:val="1A1A1A"/>
-                <w:sz w:val="19"/>
-                <w:szCs w:val="19"/>
-              </w:rPr>
               <w:tab/>
             </w:r>
             <w:r>
               <w:rPr>
                 <w:rFonts w:ascii="Avenir Next" w:hAnsi="Avenir Next" w:cs="Avenir Next" w:eastAsia="Avenir Next"/>
                 <w:color w:val="1A1A1A"/>
-                <w:sz w:val="19"/>
+                <w:sz w:val="22"/>
                 <w:szCs w:val="19"/>
               </w:rPr>
               <w:t xml:space="preserve">12 m²</w:t>
@@ -3285,25 +3295,25 @@
                 <w:rFonts w:ascii="Avenir Next" w:hAnsi="Avenir Next" w:cs="Avenir Next" w:eastAsia="Avenir Next"/>
                 <w:b/>
                 <w:color w:val="003A70"/>
+                <w:sz w:val="22"/>
+                <w:szCs w:val="19"/>
+              </w:rPr>
+              <w:t xml:space="preserve">B</w:t>
+            </w:r>
+            <w:r>
+              <w:rPr>
+                <w:rFonts w:ascii="Avenir Next" w:hAnsi="Avenir Next" w:cs="Avenir Next" w:eastAsia="Avenir Next"/>
+                <w:color w:val="1A1A1A"/>
                 <w:sz w:val="19"/>
                 <w:szCs w:val="19"/>
               </w:rPr>
-              <w:t xml:space="preserve">B</w:t>
-            </w:r>
-            <w:r>
-              <w:rPr>
-                <w:rFonts w:ascii="Avenir Next" w:hAnsi="Avenir Next" w:cs="Avenir Next" w:eastAsia="Avenir Next"/>
-                <w:color w:val="1A1A1A"/>
-                <w:sz w:val="19"/>
-                <w:szCs w:val="19"/>
-              </w:rPr>
               <w:tab/>
             </w:r>
             <w:r>
               <w:rPr>
                 <w:rFonts w:ascii="Avenir Next" w:hAnsi="Avenir Next" w:cs="Avenir Next" w:eastAsia="Avenir Next"/>
                 <w:color w:val="1A1A1A"/>
-                <w:sz w:val="19"/>
+                <w:sz w:val="22"/>
                 <w:szCs w:val="19"/>
               </w:rPr>
               <w:t xml:space="preserve">17.5 m²</w:t>
@@ -3328,25 +3338,25 @@
                 <w:rFonts w:ascii="Avenir Next" w:hAnsi="Avenir Next" w:cs="Avenir Next" w:eastAsia="Avenir Next"/>
                 <w:b/>
                 <w:color w:val="003A70"/>
+                <w:sz w:val="22"/>
+                <w:szCs w:val="19"/>
+              </w:rPr>
+              <w:t xml:space="preserve">C</w:t>
+            </w:r>
+            <w:r>
+              <w:rPr>
+                <w:rFonts w:ascii="Avenir Next" w:hAnsi="Avenir Next" w:cs="Avenir Next" w:eastAsia="Avenir Next"/>
+                <w:color w:val="1A1A1A"/>
                 <w:sz w:val="19"/>
                 <w:szCs w:val="19"/>
               </w:rPr>
-              <w:t xml:space="preserve">C</w:t>
-            </w:r>
-            <w:r>
-              <w:rPr>
-                <w:rFonts w:ascii="Avenir Next" w:hAnsi="Avenir Next" w:cs="Avenir Next" w:eastAsia="Avenir Next"/>
-                <w:color w:val="1A1A1A"/>
-                <w:sz w:val="19"/>
-                <w:szCs w:val="19"/>
-              </w:rPr>
               <w:tab/>
             </w:r>
             <w:r>
               <w:rPr>
                 <w:rFonts w:ascii="Avenir Next" w:hAnsi="Avenir Next" w:cs="Avenir Next" w:eastAsia="Avenir Next"/>
                 <w:color w:val="1A1A1A"/>
-                <w:sz w:val="19"/>
+                <w:sz w:val="22"/>
                 <w:szCs w:val="19"/>
               </w:rPr>
               <w:t xml:space="preserve">35 m²</w:t>
@@ -3371,25 +3381,25 @@
                 <w:rFonts w:ascii="Avenir Next" w:hAnsi="Avenir Next" w:cs="Avenir Next" w:eastAsia="Avenir Next"/>
                 <w:b/>
                 <w:color w:val="003A70"/>
+                <w:sz w:val="22"/>
+                <w:szCs w:val="19"/>
+              </w:rPr>
+              <w:t xml:space="preserve">D</w:t>
+            </w:r>
+            <w:r>
+              <w:rPr>
+                <w:rFonts w:ascii="Avenir Next" w:hAnsi="Avenir Next" w:cs="Avenir Next" w:eastAsia="Avenir Next"/>
+                <w:color w:val="1A1A1A"/>
                 <w:sz w:val="19"/>
                 <w:szCs w:val="19"/>
               </w:rPr>
-              <w:t xml:space="preserve">D</w:t>
-            </w:r>
-            <w:r>
-              <w:rPr>
-                <w:rFonts w:ascii="Avenir Next" w:hAnsi="Avenir Next" w:cs="Avenir Next" w:eastAsia="Avenir Next"/>
-                <w:color w:val="1A1A1A"/>
-                <w:sz w:val="19"/>
-                <w:szCs w:val="19"/>
-              </w:rPr>
               <w:tab/>
             </w:r>
             <w:r>
               <w:rPr>
                 <w:rFonts w:ascii="Avenir Next" w:hAnsi="Avenir Next" w:cs="Avenir Next" w:eastAsia="Avenir Next"/>
                 <w:color w:val="1A1A1A"/>
-                <w:sz w:val="19"/>
+                <w:sz w:val="22"/>
                 <w:szCs w:val="19"/>
               </w:rPr>
               <w:t xml:space="preserve">49 m²</w:t>
@@ -3417,25 +3427,25 @@
           <w:rFonts w:ascii="Avenir Next" w:hAnsi="Avenir Next" w:cs="Avenir Next" w:eastAsia="Avenir Next"/>
           <w:b/>
           <w:color w:val="1A1A1A"/>
+          <w:sz w:val="22"/>
+          <w:szCs w:val="20"/>
+        </w:rPr>
+        <w:t xml:space="preserve">7.</w:t>
+      </w:r>
+      <w:r>
+        <w:rPr>
+          <w:rFonts w:ascii="Avenir Next" w:hAnsi="Avenir Next" w:cs="Avenir Next" w:eastAsia="Avenir Next"/>
+          <w:color w:val="1A1A1A"/>
           <w:sz w:val="20"/>
           <w:szCs w:val="20"/>
         </w:rPr>
-        <w:t xml:space="preserve">7.</w:t>
-      </w:r>
-      <w:r>
-        <w:rPr>
-          <w:rFonts w:ascii="Avenir Next" w:hAnsi="Avenir Next" w:cs="Avenir Next" w:eastAsia="Avenir Next"/>
-          <w:color w:val="1A1A1A"/>
-          <w:sz w:val="20"/>
-          <w:szCs w:val="20"/>
-        </w:rPr>
         <w:tab/>
       </w:r>
       <w:r>
         <w:rPr>
           <w:rFonts w:ascii="Avenir Next" w:hAnsi="Avenir Next" w:cs="Avenir Next" w:eastAsia="Avenir Next"/>
           <w:color w:val="1A1A1A"/>
-          <w:sz w:val="20"/>
+          <w:sz w:val="22"/>
           <w:szCs w:val="20"/>
         </w:rPr>
         <w:t xml:space="preserve">A rhombus has diagonals of 20 in and 9 in. What is its area?</w:t>
@@ -3491,25 +3501,25 @@
                 <w:rFonts w:ascii="Avenir Next" w:hAnsi="Avenir Next" w:cs="Avenir Next" w:eastAsia="Avenir Next"/>
                 <w:b/>
                 <w:color w:val="003A70"/>
+                <w:sz w:val="22"/>
+                <w:szCs w:val="19"/>
+              </w:rPr>
+              <w:t xml:space="preserve">A</w:t>
+            </w:r>
+            <w:r>
+              <w:rPr>
+                <w:rFonts w:ascii="Avenir Next" w:hAnsi="Avenir Next" w:cs="Avenir Next" w:eastAsia="Avenir Next"/>
+                <w:color w:val="1A1A1A"/>
                 <w:sz w:val="19"/>
                 <w:szCs w:val="19"/>
               </w:rPr>
-              <w:t xml:space="preserve">A</w:t>
-            </w:r>
-            <w:r>
-              <w:rPr>
-                <w:rFonts w:ascii="Avenir Next" w:hAnsi="Avenir Next" w:cs="Avenir Next" w:eastAsia="Avenir Next"/>
-                <w:color w:val="1A1A1A"/>
-                <w:sz w:val="19"/>
-                <w:szCs w:val="19"/>
-              </w:rPr>
               <w:tab/>
             </w:r>
             <w:r>
               <w:rPr>
                 <w:rFonts w:ascii="Avenir Next" w:hAnsi="Avenir Next" w:cs="Avenir Next" w:eastAsia="Avenir Next"/>
                 <w:color w:val="1A1A1A"/>
-                <w:sz w:val="19"/>
+                <w:sz w:val="22"/>
                 <w:szCs w:val="19"/>
               </w:rPr>
               <w:t xml:space="preserve">29 in²</w:t>
@@ -3534,25 +3544,25 @@
                 <w:rFonts w:ascii="Avenir Next" w:hAnsi="Avenir Next" w:cs="Avenir Next" w:eastAsia="Avenir Next"/>
                 <w:b/>
                 <w:color w:val="003A70"/>
+                <w:sz w:val="22"/>
+                <w:szCs w:val="19"/>
+              </w:rPr>
+              <w:t xml:space="preserve">B</w:t>
+            </w:r>
+            <w:r>
+              <w:rPr>
+                <w:rFonts w:ascii="Avenir Next" w:hAnsi="Avenir Next" w:cs="Avenir Next" w:eastAsia="Avenir Next"/>
+                <w:color w:val="1A1A1A"/>
                 <w:sz w:val="19"/>
                 <w:szCs w:val="19"/>
               </w:rPr>
-              <w:t xml:space="preserve">B</w:t>
-            </w:r>
-            <w:r>
-              <w:rPr>
-                <w:rFonts w:ascii="Avenir Next" w:hAnsi="Avenir Next" w:cs="Avenir Next" w:eastAsia="Avenir Next"/>
-                <w:color w:val="1A1A1A"/>
-                <w:sz w:val="19"/>
-                <w:szCs w:val="19"/>
-              </w:rPr>
               <w:tab/>
             </w:r>
             <w:r>
               <w:rPr>
                 <w:rFonts w:ascii="Avenir Next" w:hAnsi="Avenir Next" w:cs="Avenir Next" w:eastAsia="Avenir Next"/>
                 <w:color w:val="1A1A1A"/>
-                <w:sz w:val="19"/>
+                <w:sz w:val="22"/>
                 <w:szCs w:val="19"/>
               </w:rPr>
               <w:t xml:space="preserve">45 in²</w:t>
@@ -3577,25 +3587,25 @@
                 <w:rFonts w:ascii="Avenir Next" w:hAnsi="Avenir Next" w:cs="Avenir Next" w:eastAsia="Avenir Next"/>
                 <w:b/>
                 <w:color w:val="003A70"/>
+                <w:sz w:val="22"/>
+                <w:szCs w:val="19"/>
+              </w:rPr>
+              <w:t xml:space="preserve">C</w:t>
+            </w:r>
+            <w:r>
+              <w:rPr>
+                <w:rFonts w:ascii="Avenir Next" w:hAnsi="Avenir Next" w:cs="Avenir Next" w:eastAsia="Avenir Next"/>
+                <w:color w:val="1A1A1A"/>
                 <w:sz w:val="19"/>
                 <w:szCs w:val="19"/>
               </w:rPr>
-              <w:t xml:space="preserve">C</w:t>
-            </w:r>
-            <w:r>
-              <w:rPr>
-                <w:rFonts w:ascii="Avenir Next" w:hAnsi="Avenir Next" w:cs="Avenir Next" w:eastAsia="Avenir Next"/>
-                <w:color w:val="1A1A1A"/>
-                <w:sz w:val="19"/>
-                <w:szCs w:val="19"/>
-              </w:rPr>
               <w:tab/>
             </w:r>
             <w:r>
               <w:rPr>
                 <w:rFonts w:ascii="Avenir Next" w:hAnsi="Avenir Next" w:cs="Avenir Next" w:eastAsia="Avenir Next"/>
                 <w:color w:val="1A1A1A"/>
-                <w:sz w:val="19"/>
+                <w:sz w:val="22"/>
                 <w:szCs w:val="19"/>
               </w:rPr>
               <w:t xml:space="preserve">90 in²</w:t>
@@ -3620,25 +3630,25 @@
                 <w:rFonts w:ascii="Avenir Next" w:hAnsi="Avenir Next" w:cs="Avenir Next" w:eastAsia="Avenir Next"/>
                 <w:b/>
                 <w:color w:val="003A70"/>
+                <w:sz w:val="22"/>
+                <w:szCs w:val="19"/>
+              </w:rPr>
+              <w:t xml:space="preserve">D</w:t>
+            </w:r>
+            <w:r>
+              <w:rPr>
+                <w:rFonts w:ascii="Avenir Next" w:hAnsi="Avenir Next" w:cs="Avenir Next" w:eastAsia="Avenir Next"/>
+                <w:color w:val="1A1A1A"/>
                 <w:sz w:val="19"/>
                 <w:szCs w:val="19"/>
               </w:rPr>
-              <w:t xml:space="preserve">D</w:t>
-            </w:r>
-            <w:r>
-              <w:rPr>
-                <w:rFonts w:ascii="Avenir Next" w:hAnsi="Avenir Next" w:cs="Avenir Next" w:eastAsia="Avenir Next"/>
-                <w:color w:val="1A1A1A"/>
-                <w:sz w:val="19"/>
-                <w:szCs w:val="19"/>
-              </w:rPr>
               <w:tab/>
             </w:r>
             <w:r>
               <w:rPr>
                 <w:rFonts w:ascii="Avenir Next" w:hAnsi="Avenir Next" w:cs="Avenir Next" w:eastAsia="Avenir Next"/>
                 <w:color w:val="1A1A1A"/>
-                <w:sz w:val="19"/>
+                <w:sz w:val="22"/>
                 <w:szCs w:val="19"/>
               </w:rPr>
               <w:t xml:space="preserve">180 in²</w:t>
@@ -3696,6 +3706,7 @@
           </w:tcPr>
           <w:p>
             <w:pPr>
+              <w:pStyle w:val="Heading2"/>
               <w:spacing w:before="0" w:after="0" w:line="240" w:lineRule="auto"/>
             </w:pPr>
             <w:r>
@@ -3733,7 +3744,7 @@
               <w:rPr>
                 <w:rFonts w:ascii="Avenir Next" w:hAnsi="Avenir Next" w:cs="Avenir Next" w:eastAsia="Avenir Next"/>
                 <w:color w:val="1A1A1A"/>
-                <w:sz w:val="17"/>
+                <w:sz w:val="22"/>
                 <w:szCs w:val="17"/>
               </w:rPr>
               <w:t xml:space="preserve">  I can do this on my own</w:t>
@@ -3762,7 +3773,7 @@
               <w:rPr>
                 <w:rFonts w:ascii="Avenir Next" w:hAnsi="Avenir Next" w:cs="Avenir Next" w:eastAsia="Avenir Next"/>
                 <w:color w:val="1A1A1A"/>
-                <w:sz w:val="17"/>
+                <w:sz w:val="22"/>
                 <w:szCs w:val="17"/>
               </w:rPr>
               <w:t xml:space="preserve">  I need a little help</w:t>
@@ -3791,7 +3802,7 @@
               <w:rPr>
                 <w:rFonts w:ascii="Avenir Next" w:hAnsi="Avenir Next" w:cs="Avenir Next" w:eastAsia="Avenir Next"/>
                 <w:color w:val="1A1A1A"/>
-                <w:sz w:val="17"/>
+                <w:sz w:val="22"/>
                 <w:szCs w:val="17"/>
               </w:rPr>
               <w:t xml:space="preserve">  I have a question about #</w:t>
@@ -3898,7 +3909,106 @@
               <w:sz w:val="15"/>
               <w:szCs w:val="15"/>
             </w:rPr>
-            <w:t xml:space="preserve">Lesson 5-1  ·  Homework Packet</w:t>
+            <w:t xml:space="preserve">5-1 · Page </w:t>
+          </w:r>
+          <w:r>
+            <w:rPr>
+              <w:rFonts w:ascii="Avenir Next" w:hAnsi="Avenir Next" w:cs="Avenir Next" w:eastAsia="Avenir Next"/>
+              <w:color w:val="5A5F66"/>
+              <w:sz w:val="15"/>
+              <w:szCs w:val="15"/>
+            </w:rPr>
+            <w:fldChar w:fldCharType="begin"/>
+          </w:r>
+          <w:r>
+            <w:rPr>
+              <w:rFonts w:ascii="Avenir Next" w:hAnsi="Avenir Next" w:cs="Avenir Next" w:eastAsia="Avenir Next"/>
+              <w:color w:val="5A5F66"/>
+              <w:sz w:val="15"/>
+              <w:szCs w:val="15"/>
+            </w:rPr>
+            <w:instrText xml:space="preserve"> PAGE </w:instrText>
+          </w:r>
+          <w:r>
+            <w:rPr>
+              <w:rFonts w:ascii="Avenir Next" w:hAnsi="Avenir Next" w:cs="Avenir Next" w:eastAsia="Avenir Next"/>
+              <w:color w:val="5A5F66"/>
+              <w:sz w:val="15"/>
+              <w:szCs w:val="15"/>
+            </w:rPr>
+            <w:fldChar w:fldCharType="separate"/>
+          </w:r>
+          <w:r>
+            <w:rPr>
+              <w:rFonts w:ascii="Avenir Next" w:hAnsi="Avenir Next" w:cs="Avenir Next" w:eastAsia="Avenir Next"/>
+              <w:color w:val="5A5F66"/>
+              <w:sz w:val="15"/>
+              <w:szCs w:val="15"/>
+            </w:rPr>
+            <w:t xml:space="preserve">1</w:t>
+          </w:r>
+          <w:r>
+            <w:rPr>
+              <w:rFonts w:ascii="Avenir Next" w:hAnsi="Avenir Next" w:cs="Avenir Next" w:eastAsia="Avenir Next"/>
+              <w:color w:val="5A5F66"/>
+              <w:sz w:val="15"/>
+              <w:szCs w:val="15"/>
+            </w:rPr>
+            <w:fldChar w:fldCharType="end"/>
+          </w:r>
+          <w:r>
+            <w:rPr>
+              <w:rFonts w:ascii="Avenir Next" w:hAnsi="Avenir Next" w:cs="Avenir Next" w:eastAsia="Avenir Next"/>
+              <w:color w:val="5A5F66"/>
+              <w:sz w:val="15"/>
+              <w:szCs w:val="15"/>
+            </w:rPr>
+            <w:t xml:space="preserve"> of </w:t>
+          </w:r>
+          <w:r>
+            <w:rPr>
+              <w:rFonts w:ascii="Avenir Next" w:hAnsi="Avenir Next" w:cs="Avenir Next" w:eastAsia="Avenir Next"/>
+              <w:color w:val="5A5F66"/>
+              <w:sz w:val="15"/>
+              <w:szCs w:val="15"/>
+            </w:rPr>
+            <w:fldChar w:fldCharType="begin"/>
+          </w:r>
+          <w:r>
+            <w:rPr>
+              <w:rFonts w:ascii="Avenir Next" w:hAnsi="Avenir Next" w:cs="Avenir Next" w:eastAsia="Avenir Next"/>
+              <w:color w:val="5A5F66"/>
+              <w:sz w:val="15"/>
+              <w:szCs w:val="15"/>
+            </w:rPr>
+            <w:instrText xml:space="preserve"> NUMPAGES </w:instrText>
+          </w:r>
+          <w:r>
+            <w:rPr>
+              <w:rFonts w:ascii="Avenir Next" w:hAnsi="Avenir Next" w:cs="Avenir Next" w:eastAsia="Avenir Next"/>
+              <w:color w:val="5A5F66"/>
+              <w:sz w:val="15"/>
+              <w:szCs w:val="15"/>
+            </w:rPr>
+            <w:fldChar w:fldCharType="separate"/>
+          </w:r>
+          <w:r>
+            <w:rPr>
+              <w:rFonts w:ascii="Avenir Next" w:hAnsi="Avenir Next" w:cs="Avenir Next" w:eastAsia="Avenir Next"/>
+              <w:color w:val="5A5F66"/>
+              <w:sz w:val="15"/>
+              <w:szCs w:val="15"/>
+            </w:rPr>
+            <w:t xml:space="preserve">1</w:t>
+          </w:r>
+          <w:r>
+            <w:rPr>
+              <w:rFonts w:ascii="Avenir Next" w:hAnsi="Avenir Next" w:cs="Avenir Next" w:eastAsia="Avenir Next"/>
+              <w:color w:val="5A5F66"/>
+              <w:sz w:val="15"/>
+              <w:szCs w:val="15"/>
+            </w:rPr>
+            <w:fldChar w:fldCharType="end"/>
           </w:r>
         </w:p>
       </w:tc>
@@ -3941,5 +4051,23 @@
       </w:tblCellMar>
     </w:tblPr>
   </w:style>
+  <w:style w:type="paragraph" w:styleId="Heading1">
+    <w:name w:val="heading 1"/>
+    <w:basedOn w:val="Normal"/>
+    <w:pPr>
+      <w:outlineLvl w:val="0"/>
+      <w:keepNext w:val="0"/>
+      <w:keepLines w:val="0"/>
+    </w:pPr>
+  </w:style>
+  <w:style w:type="paragraph" w:styleId="Heading2">
+    <w:name w:val="heading 2"/>
+    <w:basedOn w:val="Normal"/>
+    <w:pPr>
+      <w:outlineLvl w:val="1"/>
+      <w:keepNext w:val="0"/>
+      <w:keepLines w:val="0"/>
+    </w:pPr>
+  </w:style>
 </w:styles>
 </file>